--- a/documentacion/Estructura_del_proyecto_y_reglas_de_dependencias.docx
+++ b/documentacion/Estructura_del_proyecto_y_reglas_de_dependencias.docx
@@ -448,7 +448,7 @@
     <w:sdt>
       <w:sdtPr>
         <w:alias w:val="Contenido"/>
-        <w:id w:val="-1860807194"/>
+        <w:id w:val="1294712857"/>
       </w:sdtPr>
       <w:sdtEndPr/>
       <w:sdtContent>
@@ -477,7 +477,7 @@
           <w:r>
             <w:fldChar w:fldCharType="separate"/>
           </w:r>
-          <w:hyperlink w:anchor="_Toc242791839" w:history="1">
+          <w:hyperlink w:anchor="_Toc243055260" w:history="1">
             <w:r>
               <w:rPr>
                 <w:rStyle w:val="Hipervnculo"/>
@@ -501,7 +501,7 @@
               <w:rPr>
                 <w:noProof/>
               </w:rPr>
-              <w:instrText xml:space="preserve"> PAGEREF _Toc242791839 \h </w:instrText>
+              <w:instrText xml:space="preserve"> PAGEREF _Toc243055260 \h </w:instrText>
             </w:r>
             <w:r>
               <w:rPr>
@@ -544,7 +544,7 @@
               <w14:ligatures w14:val="standardContextual"/>
             </w:rPr>
           </w:pPr>
-          <w:hyperlink w:anchor="_Toc242791840" w:history="1">
+          <w:hyperlink w:anchor="_Toc243055261" w:history="1">
             <w:r>
               <w:rPr>
                 <w:rStyle w:val="Hipervnculo"/>
@@ -568,7 +568,7 @@
               <w:rPr>
                 <w:noProof/>
               </w:rPr>
-              <w:instrText xml:space="preserve"> PAGEREF _Toc242791840 \h </w:instrText>
+              <w:instrText xml:space="preserve"> PAGEREF _Toc243055261 \h </w:instrText>
             </w:r>
             <w:r>
               <w:rPr>
@@ -611,7 +611,7 @@
               <w14:ligatures w14:val="standardContextual"/>
             </w:rPr>
           </w:pPr>
-          <w:hyperlink w:anchor="_Toc242791841" w:history="1">
+          <w:hyperlink w:anchor="_Toc243055262" w:history="1">
             <w:r>
               <w:rPr>
                 <w:rStyle w:val="Hipervnculo"/>
@@ -635,7 +635,7 @@
               <w:rPr>
                 <w:noProof/>
               </w:rPr>
-              <w:instrText xml:space="preserve"> PAGEREF _Toc242791841 \h </w:instrText>
+              <w:instrText xml:space="preserve"> PAGEREF _Toc243055262 \h </w:instrText>
             </w:r>
             <w:r>
               <w:rPr>
@@ -678,7 +678,7 @@
               <w14:ligatures w14:val="standardContextual"/>
             </w:rPr>
           </w:pPr>
-          <w:hyperlink w:anchor="_Toc242791842" w:history="1">
+          <w:hyperlink w:anchor="_Toc243055263" w:history="1">
             <w:r>
               <w:rPr>
                 <w:rStyle w:val="Hipervnculo"/>
@@ -702,7 +702,7 @@
               <w:rPr>
                 <w:noProof/>
               </w:rPr>
-              <w:instrText xml:space="preserve"> PAGEREF _Toc242791842 \h </w:instrText>
+              <w:instrText xml:space="preserve"> PAGEREF _Toc243055263 \h </w:instrText>
             </w:r>
             <w:r>
               <w:rPr>
@@ -745,7 +745,7 @@
               <w14:ligatures w14:val="standardContextual"/>
             </w:rPr>
           </w:pPr>
-          <w:hyperlink w:anchor="_Toc242791843" w:history="1">
+          <w:hyperlink w:anchor="_Toc243055264" w:history="1">
             <w:r>
               <w:rPr>
                 <w:rStyle w:val="Hipervnculo"/>
@@ -769,7 +769,7 @@
               <w:rPr>
                 <w:noProof/>
               </w:rPr>
-              <w:instrText xml:space="preserve"> PAGEREF _Toc242791843 \h </w:instrText>
+              <w:instrText xml:space="preserve"> PAGEREF _Toc243055264 \h </w:instrText>
             </w:r>
             <w:r>
               <w:rPr>
@@ -812,7 +812,7 @@
               <w14:ligatures w14:val="standardContextual"/>
             </w:rPr>
           </w:pPr>
-          <w:hyperlink w:anchor="_Toc242791844" w:history="1">
+          <w:hyperlink w:anchor="_Toc243055265" w:history="1">
             <w:r>
               <w:rPr>
                 <w:rStyle w:val="Hipervnculo"/>
@@ -836,7 +836,7 @@
               <w:rPr>
                 <w:noProof/>
               </w:rPr>
-              <w:instrText xml:space="preserve"> PAGEREF _Toc242791844 \h </w:instrText>
+              <w:instrText xml:space="preserve"> PAGEREF _Toc243055265 \h </w:instrText>
             </w:r>
             <w:r>
               <w:rPr>
@@ -879,7 +879,7 @@
               <w14:ligatures w14:val="standardContextual"/>
             </w:rPr>
           </w:pPr>
-          <w:hyperlink w:anchor="_Toc242791845" w:history="1">
+          <w:hyperlink w:anchor="_Toc243055266" w:history="1">
             <w:r>
               <w:rPr>
                 <w:rStyle w:val="Hipervnculo"/>
@@ -903,7 +903,7 @@
               <w:rPr>
                 <w:noProof/>
               </w:rPr>
-              <w:instrText xml:space="preserve"> PAGEREF _Toc242791845 \h </w:instrText>
+              <w:instrText xml:space="preserve"> PAGEREF _Toc243055266 \h </w:instrText>
             </w:r>
             <w:r>
               <w:rPr>
@@ -946,7 +946,7 @@
               <w14:ligatures w14:val="standardContextual"/>
             </w:rPr>
           </w:pPr>
-          <w:hyperlink w:anchor="_Toc242791846" w:history="1">
+          <w:hyperlink w:anchor="_Toc243055267" w:history="1">
             <w:r>
               <w:rPr>
                 <w:rStyle w:val="Hipervnculo"/>
@@ -970,7 +970,7 @@
               <w:rPr>
                 <w:noProof/>
               </w:rPr>
-              <w:instrText xml:space="preserve"> PAGEREF _Toc242791846 \h </w:instrText>
+              <w:instrText xml:space="preserve"> PAGEREF _Toc243055267 \h </w:instrText>
             </w:r>
             <w:r>
               <w:rPr>
@@ -1013,7 +1013,7 @@
               <w14:ligatures w14:val="standardContextual"/>
             </w:rPr>
           </w:pPr>
-          <w:hyperlink w:anchor="_Toc242791847" w:history="1">
+          <w:hyperlink w:anchor="_Toc243055268" w:history="1">
             <w:r>
               <w:rPr>
                 <w:rStyle w:val="Hipervnculo"/>
@@ -1037,7 +1037,7 @@
               <w:rPr>
                 <w:noProof/>
               </w:rPr>
-              <w:instrText xml:space="preserve"> PAGEREF _Toc242791847 \h </w:instrText>
+              <w:instrText xml:space="preserve"> PAGEREF _Toc243055268 \h </w:instrText>
             </w:r>
             <w:r>
               <w:rPr>
@@ -1080,7 +1080,7 @@
               <w14:ligatures w14:val="standardContextual"/>
             </w:rPr>
           </w:pPr>
-          <w:hyperlink w:anchor="_Toc242791848" w:history="1">
+          <w:hyperlink w:anchor="_Toc243055269" w:history="1">
             <w:r>
               <w:rPr>
                 <w:rStyle w:val="Hipervnculo"/>
@@ -1104,7 +1104,7 @@
               <w:rPr>
                 <w:noProof/>
               </w:rPr>
-              <w:instrText xml:space="preserve"> PAGEREF _Toc242791848 \h </w:instrText>
+              <w:instrText xml:space="preserve"> PAGEREF _Toc243055269 \h </w:instrText>
             </w:r>
             <w:r>
               <w:rPr>
@@ -1148,7 +1148,7 @@
         <w:pStyle w:val="Ttulo1"/>
         <w:keepNext/>
       </w:pPr>
-      <w:bookmarkStart w:id="0" w:name="_Toc242791839"/>
+      <w:bookmarkStart w:id="0" w:name="_Toc243055260"/>
       <w:r>
         <w:t>1. Raíz del repositorio</w:t>
       </w:r>
@@ -1533,6 +1533,71 @@
                 <w:sz w:val="16"/>
                 <w:szCs w:val="16"/>
               </w:rPr>
+              <w:t>app/src/test-utils/</w:t>
+            </w:r>
+          </w:p>
+        </w:tc>
+        <w:tc>
+          <w:tcPr>
+            <w:tcW w:w="6747" w:type="dxa"/>
+            <w:tcBorders>
+              <w:top w:val="single" w:sz="4" w:space="0" w:color="D1D5DB"/>
+              <w:left w:val="single" w:sz="4" w:space="0" w:color="D1D5DB"/>
+              <w:bottom w:val="single" w:sz="4" w:space="0" w:color="D1D5DB"/>
+              <w:right w:val="single" w:sz="4" w:space="0" w:color="D1D5DB"/>
+            </w:tcBorders>
+            <w:tcMar>
+              <w:top w:w="50" w:type="dxa"/>
+              <w:left w:w="90" w:type="dxa"/>
+              <w:bottom w:w="50" w:type="dxa"/>
+              <w:right w:w="90" w:type="dxa"/>
+            </w:tcMar>
+          </w:tcPr>
+          <w:p>
+            <w:pPr>
+              <w:spacing w:line="252" w:lineRule="auto"/>
+            </w:pPr>
+            <w:r>
+              <w:rPr>
+                <w:sz w:val="18"/>
+                <w:szCs w:val="18"/>
+              </w:rPr>
+              <w:t>Ayudas de las pruebas (crear un Excel o un equipo de prueba); no son un módulo.</w:t>
+            </w:r>
+          </w:p>
+        </w:tc>
+      </w:tr>
+      <w:tr>
+        <w:trPr>
+          <w:cantSplit/>
+        </w:trPr>
+        <w:tc>
+          <w:tcPr>
+            <w:tcW w:w="2891" w:type="dxa"/>
+            <w:tcBorders>
+              <w:top w:val="single" w:sz="4" w:space="0" w:color="D1D5DB"/>
+              <w:left w:val="single" w:sz="4" w:space="0" w:color="D1D5DB"/>
+              <w:bottom w:val="single" w:sz="4" w:space="0" w:color="D1D5DB"/>
+              <w:right w:val="single" w:sz="4" w:space="0" w:color="D1D5DB"/>
+            </w:tcBorders>
+            <w:tcMar>
+              <w:top w:w="50" w:type="dxa"/>
+              <w:left w:w="90" w:type="dxa"/>
+              <w:bottom w:w="50" w:type="dxa"/>
+              <w:right w:w="90" w:type="dxa"/>
+            </w:tcMar>
+          </w:tcPr>
+          <w:p>
+            <w:pPr>
+              <w:spacing w:line="252" w:lineRule="auto"/>
+            </w:pPr>
+            <w:r>
+              <w:rPr>
+                <w:rFonts w:ascii="Consolas" w:eastAsia="Consolas" w:hAnsi="Consolas" w:cs="Consolas"/>
+                <w:color w:val="374151"/>
+                <w:sz w:val="16"/>
+                <w:szCs w:val="16"/>
+              </w:rPr>
               <w:t>app/</w:t>
             </w:r>
           </w:p>
@@ -1578,7 +1643,7 @@
         <w:pStyle w:val="Ttulo1"/>
         <w:keepNext/>
       </w:pPr>
-      <w:bookmarkStart w:id="1" w:name="_Toc242791840"/>
+      <w:bookmarkStart w:id="1" w:name="_Toc243055261"/>
       <w:r>
         <w:t>2. Carpeta app/</w:t>
       </w:r>
@@ -2235,7 +2300,7 @@
         <w:pStyle w:val="Ttulo1"/>
         <w:keepNext/>
       </w:pPr>
-      <w:bookmarkStart w:id="2" w:name="_Toc242791841"/>
+      <w:bookmarkStart w:id="2" w:name="_Toc243055262"/>
       <w:r>
         <w:t>3. Carpeta app/src/</w:t>
       </w:r>
@@ -2246,7 +2311,7 @@
         <w:pStyle w:val="Ttulo2"/>
         <w:keepNext/>
       </w:pPr>
-      <w:bookmarkStart w:id="3" w:name="_Toc242791842"/>
+      <w:bookmarkStart w:id="3" w:name="_Toc243055263"/>
       <w:r>
         <w:t>3.1 src/app/ — solo rutas de Next.js</w:t>
       </w:r>
@@ -2417,7 +2482,7 @@
         <w:pStyle w:val="Ttulo2"/>
         <w:keepNext/>
       </w:pPr>
-      <w:bookmarkStart w:id="4" w:name="_Toc242791843"/>
+      <w:bookmarkStart w:id="4" w:name="_Toc243055264"/>
       <w:r>
         <w:t>3.2 src/modules/ — dominios de negocio</w:t>
       </w:r>
@@ -3385,7 +3450,7 @@
         <w:pStyle w:val="Ttulo2"/>
         <w:keepNext/>
       </w:pPr>
-      <w:bookmarkStart w:id="5" w:name="_Toc242791844"/>
+      <w:bookmarkStart w:id="5" w:name="_Toc243055265"/>
       <w:r>
         <w:t>3.3 src/shared/ — lo transversal</w:t>
       </w:r>
@@ -4348,7 +4413,7 @@
         <w:pStyle w:val="Ttulo2"/>
         <w:keepNext/>
       </w:pPr>
-      <w:bookmarkStart w:id="6" w:name="_Toc242791845"/>
+      <w:bookmarkStart w:id="6" w:name="_Toc243055266"/>
       <w:r>
         <w:t>3.4 src/__tests__/</w:t>
       </w:r>
@@ -4427,7 +4492,7 @@
         <w:pStyle w:val="Ttulo1"/>
         <w:keepNext/>
       </w:pPr>
-      <w:bookmarkStart w:id="7" w:name="_Toc242791846"/>
+      <w:bookmarkStart w:id="7" w:name="_Toc243055267"/>
       <w:r>
         <w:t>4. Reglas de dependencias</w:t>
       </w:r>
@@ -5516,7 +5581,7 @@
         <w:pStyle w:val="Ttulo1"/>
         <w:keepNext/>
       </w:pPr>
-      <w:bookmarkStart w:id="8" w:name="_Toc242791847"/>
+      <w:bookmarkStart w:id="8" w:name="_Toc243055268"/>
       <w:r>
         <w:t>5. Dueño de cada tabla</w:t>
       </w:r>
@@ -6377,7 +6442,7 @@
         <w:pStyle w:val="Ttulo1"/>
         <w:keepNext/>
       </w:pPr>
-      <w:bookmarkStart w:id="9" w:name="_Toc242791848"/>
+      <w:bookmarkStart w:id="9" w:name="_Toc243055269"/>
       <w:r>
         <w:t>6. Funciones que cruzan módulos</w:t>
       </w:r>
@@ -7562,10 +7627,10 @@
 <file path=word/numbering.xml><?xml version="1.0" encoding="utf-8"?>
 <w:numbering xmlns:wpc="http://schemas.microsoft.com/office/word/2010/wordprocessingCanvas" xmlns:cx="http://schemas.microsoft.com/office/drawing/2014/chartex" xmlns:cx1="http://schemas.microsoft.com/office/drawing/2015/9/8/chartex" xmlns:cx2="http://schemas.microsoft.com/office/drawing/2015/10/21/chartex" xmlns:cx3="http://schemas.microsoft.com/office/drawing/2016/5/9/chartex" xmlns:cx4="http://schemas.microsoft.com/office/drawing/2016/5/10/chartex" xmlns:cx5="http://schemas.microsoft.com/office/drawing/2016/5/11/chartex" xmlns:cx6="http://schemas.microsoft.com/office/drawing/2016/5/12/chartex" xmlns:cx7="http://schemas.microsoft.com/office/drawing/2016/5/13/chartex" xmlns:cx8="http://schemas.microsoft.com/office/drawing/2016/5/14/chartex" xmlns:mc="http://schemas.openxmlformats.org/markup-compatibility/2006" xmlns:aink="http://schemas.microsoft.com/office/drawing/2016/ink" xmlns:am3d="http://schemas.microsoft.com/office/drawing/2017/model3d" xmlns:o="urn:schemas-microsoft-com:office:office" xmlns:oel="http://schemas.microsoft.com/office/2019/extlst" xmlns:r="http://schemas.openxmlformats.org/officeDocument/2006/relationships" xmlns:m="http://schemas.openxmlformats.org/officeDocument/2006/math" xmlns:v="urn:schemas-microsoft-com:vml" xmlns:wp14="http://schemas.microsoft.com/office/word/2010/wordprocessingDrawing" xmlns:wp="http://schemas.openxmlformats.org/drawingml/2006/wordprocessingDrawing" xmlns:w10="urn:schemas-microsoft-com:office:word" xmlns:w="http://schemas.openxmlformats.org/wordprocessingml/2006/main" xmlns:w14="http://schemas.microsoft.com/office/word/2010/wordml" xmlns:w15="http://schemas.microsoft.com/office/word/2012/wordml" xmlns:w16cex="http://schemas.microsoft.com/office/word/2018/wordml/cex" xmlns:w16cid="http://schemas.microsoft.com/office/word/2016/wordml/cid" xmlns:w16="http://schemas.microsoft.com/office/word/2018/wordml" xmlns:w16du="http://schemas.microsoft.com/office/word/2023/wordml/word16du" xmlns:w16sdtdh="http://schemas.microsoft.com/office/word/2020/wordml/sdtdatahash" xmlns:w16sdtfl="http://schemas.microsoft.com/office/word/2024/wordml/sdtformatlock" xmlns:w16se="http://schemas.microsoft.com/office/word/2015/wordml/symex" xmlns:wpg="http://schemas.microsoft.com/office/word/2010/wordprocessingGroup" xmlns:wpi="http://schemas.microsoft.com/office/word/2010/wordprocessingInk" xmlns:wne="http://schemas.microsoft.com/office/word/2006/wordml" xmlns:wps="http://schemas.microsoft.com/office/word/2010/wordprocessingShape" mc:Ignorable="w14 w15 w16se w16cid w16 w16cex w16sdtdh w16sdtfl w16du wp14">
   <w:abstractNum w:abstractNumId="0" w15:restartNumberingAfterBreak="0">
-    <w:nsid w:val="509823C0"/>
+    <w:nsid w:val="28563589"/>
     <w:multiLevelType w:val="hybridMultilevel"/>
-    <w:tmpl w:val="6E66AB3A"/>
-    <w:lvl w:ilvl="0" w:tplc="50AC3892" w:tentative="1">
+    <w:tmpl w:val="08841366"/>
+    <w:lvl w:ilvl="0" w:tplc="9A24E4C0" w:tentative="1">
       <w:start w:val="1"/>
       <w:numFmt w:val="bullet"/>
       <w:lvlText w:val="●"/>
@@ -7574,7 +7639,7 @@
         <w:ind w:left="720" w:hanging="360"/>
       </w:pPr>
     </w:lvl>
-    <w:lvl w:ilvl="1" w:tplc="8E5E0CF6" w:tentative="1">
+    <w:lvl w:ilvl="1" w:tplc="38F453D4" w:tentative="1">
       <w:start w:val="1"/>
       <w:numFmt w:val="bullet"/>
       <w:lvlText w:val="○"/>
@@ -7583,7 +7648,7 @@
         <w:ind w:left="1440" w:hanging="360"/>
       </w:pPr>
     </w:lvl>
-    <w:lvl w:ilvl="2" w:tplc="93CEF13A" w:tentative="1">
+    <w:lvl w:ilvl="2" w:tplc="63A060D6" w:tentative="1">
       <w:start w:val="1"/>
       <w:numFmt w:val="bullet"/>
       <w:lvlText w:val="■"/>
@@ -7592,7 +7657,7 @@
         <w:ind w:left="2160" w:hanging="360"/>
       </w:pPr>
     </w:lvl>
-    <w:lvl w:ilvl="3" w:tplc="FA0A0CBC" w:tentative="1">
+    <w:lvl w:ilvl="3" w:tplc="8584C35C" w:tentative="1">
       <w:start w:val="1"/>
       <w:numFmt w:val="bullet"/>
       <w:lvlText w:val="●"/>
@@ -7601,7 +7666,7 @@
         <w:ind w:left="2880" w:hanging="360"/>
       </w:pPr>
     </w:lvl>
-    <w:lvl w:ilvl="4" w:tplc="FD0C7A1C" w:tentative="1">
+    <w:lvl w:ilvl="4" w:tplc="44D03B38" w:tentative="1">
       <w:start w:val="1"/>
       <w:numFmt w:val="bullet"/>
       <w:lvlText w:val="○"/>
@@ -7610,7 +7675,7 @@
         <w:ind w:left="3600" w:hanging="360"/>
       </w:pPr>
     </w:lvl>
-    <w:lvl w:ilvl="5" w:tplc="124C61D6" w:tentative="1">
+    <w:lvl w:ilvl="5" w:tplc="444C6EA8" w:tentative="1">
       <w:start w:val="1"/>
       <w:numFmt w:val="bullet"/>
       <w:lvlText w:val="■"/>
@@ -7619,7 +7684,7 @@
         <w:ind w:left="4320" w:hanging="360"/>
       </w:pPr>
     </w:lvl>
-    <w:lvl w:ilvl="6" w:tplc="A586A640" w:tentative="1">
+    <w:lvl w:ilvl="6" w:tplc="852A1392" w:tentative="1">
       <w:start w:val="1"/>
       <w:numFmt w:val="bullet"/>
       <w:lvlText w:val="●"/>
@@ -7628,7 +7693,7 @@
         <w:ind w:left="5040" w:hanging="360"/>
       </w:pPr>
     </w:lvl>
-    <w:lvl w:ilvl="7" w:tplc="71FC60C6" w:tentative="1">
+    <w:lvl w:ilvl="7" w:tplc="3C60A4A4" w:tentative="1">
       <w:start w:val="1"/>
       <w:numFmt w:val="bullet"/>
       <w:lvlText w:val="●"/>
@@ -7637,7 +7702,7 @@
         <w:ind w:left="5760" w:hanging="360"/>
       </w:pPr>
     </w:lvl>
-    <w:lvl w:ilvl="8" w:tplc="EA2C568E" w:tentative="1">
+    <w:lvl w:ilvl="8" w:tplc="AC76AA36" w:tentative="1">
       <w:start w:val="1"/>
       <w:numFmt w:val="bullet"/>
       <w:lvlText w:val="●"/>
@@ -7648,10 +7713,64 @@
     </w:lvl>
   </w:abstractNum>
   <w:abstractNum w:abstractNumId="1" w15:restartNumberingAfterBreak="0">
-    <w:nsid w:val="54657E37"/>
+    <w:nsid w:val="337B2FE6"/>
     <w:multiLevelType w:val="hybridMultilevel"/>
-    <w:tmpl w:val="BEC41E6A"/>
-    <w:lvl w:ilvl="0" w:tplc="411C625C">
+    <w:tmpl w:val="A7D668DE"/>
+    <w:lvl w:ilvl="0" w:tplc="9D74D7CC" w:tentative="1">
+      <w:start w:val="1"/>
+      <w:numFmt w:val="decimal"/>
+      <w:lvlText w:val="%1."/>
+      <w:lvlJc w:val="left"/>
+      <w:pPr>
+        <w:ind w:left="420" w:hanging="300"/>
+      </w:pPr>
+    </w:lvl>
+    <w:lvl w:ilvl="1" w:tplc="2C786E1A">
+      <w:numFmt w:val="decimal"/>
+      <w:lvlText w:val=""/>
+      <w:lvlJc w:val="left"/>
+    </w:lvl>
+    <w:lvl w:ilvl="2" w:tplc="41FE036A">
+      <w:numFmt w:val="decimal"/>
+      <w:lvlText w:val=""/>
+      <w:lvlJc w:val="left"/>
+    </w:lvl>
+    <w:lvl w:ilvl="3" w:tplc="5F2EE970">
+      <w:numFmt w:val="decimal"/>
+      <w:lvlText w:val=""/>
+      <w:lvlJc w:val="left"/>
+    </w:lvl>
+    <w:lvl w:ilvl="4" w:tplc="264A4B7E">
+      <w:numFmt w:val="decimal"/>
+      <w:lvlText w:val=""/>
+      <w:lvlJc w:val="left"/>
+    </w:lvl>
+    <w:lvl w:ilvl="5" w:tplc="B6789CFA">
+      <w:numFmt w:val="decimal"/>
+      <w:lvlText w:val=""/>
+      <w:lvlJc w:val="left"/>
+    </w:lvl>
+    <w:lvl w:ilvl="6" w:tplc="C9BCDCB8">
+      <w:numFmt w:val="decimal"/>
+      <w:lvlText w:val=""/>
+      <w:lvlJc w:val="left"/>
+    </w:lvl>
+    <w:lvl w:ilvl="7" w:tplc="1304015A">
+      <w:numFmt w:val="decimal"/>
+      <w:lvlText w:val=""/>
+      <w:lvlJc w:val="left"/>
+    </w:lvl>
+    <w:lvl w:ilvl="8" w:tplc="3D7E6000">
+      <w:numFmt w:val="decimal"/>
+      <w:lvlText w:val=""/>
+      <w:lvlJc w:val="left"/>
+    </w:lvl>
+  </w:abstractNum>
+  <w:abstractNum w:abstractNumId="2" w15:restartNumberingAfterBreak="0">
+    <w:nsid w:val="6EA03F92"/>
+    <w:multiLevelType w:val="hybridMultilevel"/>
+    <w:tmpl w:val="1EB42246"/>
+    <w:lvl w:ilvl="0" w:tplc="3FA4CA00">
       <w:start w:val="1"/>
       <w:numFmt w:val="bullet"/>
       <w:lvlText w:val="•"/>
@@ -7660,7 +7779,7 @@
         <w:ind w:left="400" w:hanging="260"/>
       </w:pPr>
     </w:lvl>
-    <w:lvl w:ilvl="1" w:tplc="F73C76B8" w:tentative="1">
+    <w:lvl w:ilvl="1" w:tplc="F1CCB9AC" w:tentative="1">
       <w:start w:val="1"/>
       <w:numFmt w:val="bullet"/>
       <w:lvlText w:val="–"/>
@@ -7669,7 +7788,7 @@
         <w:ind w:left="760" w:hanging="260"/>
       </w:pPr>
     </w:lvl>
-    <w:lvl w:ilvl="2" w:tplc="0FF2F292" w:tentative="1">
+    <w:lvl w:ilvl="2" w:tplc="B40CC4CE" w:tentative="1">
       <w:start w:val="1"/>
       <w:numFmt w:val="bullet"/>
       <w:lvlText w:val="·"/>
@@ -7678,99 +7797,45 @@
         <w:ind w:left="1120" w:hanging="260"/>
       </w:pPr>
     </w:lvl>
-    <w:lvl w:ilvl="3" w:tplc="8FE4817E">
+    <w:lvl w:ilvl="3" w:tplc="9CEA516A">
       <w:numFmt w:val="decimal"/>
       <w:lvlText w:val=""/>
       <w:lvlJc w:val="left"/>
     </w:lvl>
-    <w:lvl w:ilvl="4" w:tplc="2AB6DCAC">
+    <w:lvl w:ilvl="4" w:tplc="AD52D404">
       <w:numFmt w:val="decimal"/>
       <w:lvlText w:val=""/>
       <w:lvlJc w:val="left"/>
     </w:lvl>
-    <w:lvl w:ilvl="5" w:tplc="6C7644C2">
+    <w:lvl w:ilvl="5" w:tplc="289EC2CE">
       <w:numFmt w:val="decimal"/>
       <w:lvlText w:val=""/>
       <w:lvlJc w:val="left"/>
     </w:lvl>
-    <w:lvl w:ilvl="6" w:tplc="19DEC31A">
+    <w:lvl w:ilvl="6" w:tplc="EFBC9A18">
       <w:numFmt w:val="decimal"/>
       <w:lvlText w:val=""/>
       <w:lvlJc w:val="left"/>
     </w:lvl>
-    <w:lvl w:ilvl="7" w:tplc="31EED198">
+    <w:lvl w:ilvl="7" w:tplc="21EA79DA">
       <w:numFmt w:val="decimal"/>
       <w:lvlText w:val=""/>
       <w:lvlJc w:val="left"/>
     </w:lvl>
-    <w:lvl w:ilvl="8" w:tplc="6AFEE932">
+    <w:lvl w:ilvl="8" w:tplc="34F86982">
       <w:numFmt w:val="decimal"/>
       <w:lvlText w:val=""/>
       <w:lvlJc w:val="left"/>
     </w:lvl>
   </w:abstractNum>
-  <w:abstractNum w:abstractNumId="2" w15:restartNumberingAfterBreak="0">
-    <w:nsid w:val="66186DDB"/>
-    <w:multiLevelType w:val="hybridMultilevel"/>
-    <w:tmpl w:val="5290C82C"/>
-    <w:lvl w:ilvl="0" w:tplc="EBC8ED5C" w:tentative="1">
-      <w:start w:val="1"/>
-      <w:numFmt w:val="decimal"/>
-      <w:lvlText w:val="%1."/>
-      <w:lvlJc w:val="left"/>
-      <w:pPr>
-        <w:ind w:left="420" w:hanging="300"/>
-      </w:pPr>
-    </w:lvl>
-    <w:lvl w:ilvl="1" w:tplc="62C4641C">
-      <w:numFmt w:val="decimal"/>
-      <w:lvlText w:val=""/>
-      <w:lvlJc w:val="left"/>
-    </w:lvl>
-    <w:lvl w:ilvl="2" w:tplc="E5D4997C">
-      <w:numFmt w:val="decimal"/>
-      <w:lvlText w:val=""/>
-      <w:lvlJc w:val="left"/>
-    </w:lvl>
-    <w:lvl w:ilvl="3" w:tplc="A9ACC188">
-      <w:numFmt w:val="decimal"/>
-      <w:lvlText w:val=""/>
-      <w:lvlJc w:val="left"/>
-    </w:lvl>
-    <w:lvl w:ilvl="4" w:tplc="09DC8F5A">
-      <w:numFmt w:val="decimal"/>
-      <w:lvlText w:val=""/>
-      <w:lvlJc w:val="left"/>
-    </w:lvl>
-    <w:lvl w:ilvl="5" w:tplc="03E830F8">
-      <w:numFmt w:val="decimal"/>
-      <w:lvlText w:val=""/>
-      <w:lvlJc w:val="left"/>
-    </w:lvl>
-    <w:lvl w:ilvl="6" w:tplc="21B8FC02">
-      <w:numFmt w:val="decimal"/>
-      <w:lvlText w:val=""/>
-      <w:lvlJc w:val="left"/>
-    </w:lvl>
-    <w:lvl w:ilvl="7" w:tplc="A65ED8DE">
-      <w:numFmt w:val="decimal"/>
-      <w:lvlText w:val=""/>
-      <w:lvlJc w:val="left"/>
-    </w:lvl>
-    <w:lvl w:ilvl="8" w:tplc="4EB4BA90">
-      <w:numFmt w:val="decimal"/>
-      <w:lvlText w:val=""/>
-      <w:lvlJc w:val="left"/>
-    </w:lvl>
-  </w:abstractNum>
-  <w:num w:numId="1" w16cid:durableId="714112610">
+  <w:num w:numId="1" w16cid:durableId="1168443122">
     <w:abstractNumId w:val="0"/>
     <w:lvlOverride w:ilvl="0">
       <w:startOverride w:val="1"/>
     </w:lvlOverride>
   </w:num>
-  <w:num w:numId="2" w16cid:durableId="198933366">
-    <w:abstractNumId w:val="1"/>
+  <w:num w:numId="2" w16cid:durableId="1982927940">
+    <w:abstractNumId w:val="2"/>
     <w:lvlOverride w:ilvl="0">
       <w:startOverride w:val="1"/>
     </w:lvlOverride>
@@ -8411,7 +8476,7 @@
     <w:autoRedefine/>
     <w:uiPriority w:val="39"/>
     <w:unhideWhenUsed/>
-    <w:rsid w:val="00D20508"/>
+    <w:rsid w:val="00ED409F"/>
     <w:pPr>
       <w:spacing w:after="100"/>
     </w:pPr>
@@ -8423,7 +8488,7 @@
     <w:autoRedefine/>
     <w:uiPriority w:val="39"/>
     <w:unhideWhenUsed/>
-    <w:rsid w:val="00D20508"/>
+    <w:rsid w:val="00ED409F"/>
     <w:pPr>
       <w:spacing w:after="100"/>
       <w:ind w:left="210"/>

--- a/documentacion/Estructura_del_proyecto_y_reglas_de_dependencias.docx
+++ b/documentacion/Estructura_del_proyecto_y_reglas_de_dependencias.docx
@@ -448,7 +448,7 @@
     <w:sdt>
       <w:sdtPr>
         <w:alias w:val="Contenido"/>
-        <w:id w:val="1294712857"/>
+        <w:id w:val="-1600628283"/>
       </w:sdtPr>
       <w:sdtEndPr/>
       <w:sdtContent>
@@ -477,7 +477,7 @@
           <w:r>
             <w:fldChar w:fldCharType="separate"/>
           </w:r>
-          <w:hyperlink w:anchor="_Toc243055260" w:history="1">
+          <w:hyperlink w:anchor="_Toc243304286" w:history="1">
             <w:r>
               <w:rPr>
                 <w:rStyle w:val="Hipervnculo"/>
@@ -501,7 +501,7 @@
               <w:rPr>
                 <w:noProof/>
               </w:rPr>
-              <w:instrText xml:space="preserve"> PAGEREF _Toc243055260 \h </w:instrText>
+              <w:instrText xml:space="preserve"> PAGEREF _Toc243304286 \h </w:instrText>
             </w:r>
             <w:r>
               <w:rPr>
@@ -544,7 +544,7 @@
               <w14:ligatures w14:val="standardContextual"/>
             </w:rPr>
           </w:pPr>
-          <w:hyperlink w:anchor="_Toc243055261" w:history="1">
+          <w:hyperlink w:anchor="_Toc243304287" w:history="1">
             <w:r>
               <w:rPr>
                 <w:rStyle w:val="Hipervnculo"/>
@@ -568,7 +568,7 @@
               <w:rPr>
                 <w:noProof/>
               </w:rPr>
-              <w:instrText xml:space="preserve"> PAGEREF _Toc243055261 \h </w:instrText>
+              <w:instrText xml:space="preserve"> PAGEREF _Toc243304287 \h </w:instrText>
             </w:r>
             <w:r>
               <w:rPr>
@@ -611,7 +611,7 @@
               <w14:ligatures w14:val="standardContextual"/>
             </w:rPr>
           </w:pPr>
-          <w:hyperlink w:anchor="_Toc243055262" w:history="1">
+          <w:hyperlink w:anchor="_Toc243304288" w:history="1">
             <w:r>
               <w:rPr>
                 <w:rStyle w:val="Hipervnculo"/>
@@ -635,7 +635,7 @@
               <w:rPr>
                 <w:noProof/>
               </w:rPr>
-              <w:instrText xml:space="preserve"> PAGEREF _Toc243055262 \h </w:instrText>
+              <w:instrText xml:space="preserve"> PAGEREF _Toc243304288 \h </w:instrText>
             </w:r>
             <w:r>
               <w:rPr>
@@ -678,7 +678,7 @@
               <w14:ligatures w14:val="standardContextual"/>
             </w:rPr>
           </w:pPr>
-          <w:hyperlink w:anchor="_Toc243055263" w:history="1">
+          <w:hyperlink w:anchor="_Toc243304289" w:history="1">
             <w:r>
               <w:rPr>
                 <w:rStyle w:val="Hipervnculo"/>
@@ -702,7 +702,7 @@
               <w:rPr>
                 <w:noProof/>
               </w:rPr>
-              <w:instrText xml:space="preserve"> PAGEREF _Toc243055263 \h </w:instrText>
+              <w:instrText xml:space="preserve"> PAGEREF _Toc243304289 \h </w:instrText>
             </w:r>
             <w:r>
               <w:rPr>
@@ -745,7 +745,7 @@
               <w14:ligatures w14:val="standardContextual"/>
             </w:rPr>
           </w:pPr>
-          <w:hyperlink w:anchor="_Toc243055264" w:history="1">
+          <w:hyperlink w:anchor="_Toc243304290" w:history="1">
             <w:r>
               <w:rPr>
                 <w:rStyle w:val="Hipervnculo"/>
@@ -769,7 +769,7 @@
               <w:rPr>
                 <w:noProof/>
               </w:rPr>
-              <w:instrText xml:space="preserve"> PAGEREF _Toc243055264 \h </w:instrText>
+              <w:instrText xml:space="preserve"> PAGEREF _Toc243304290 \h </w:instrText>
             </w:r>
             <w:r>
               <w:rPr>
@@ -812,7 +812,7 @@
               <w14:ligatures w14:val="standardContextual"/>
             </w:rPr>
           </w:pPr>
-          <w:hyperlink w:anchor="_Toc243055265" w:history="1">
+          <w:hyperlink w:anchor="_Toc243304291" w:history="1">
             <w:r>
               <w:rPr>
                 <w:rStyle w:val="Hipervnculo"/>
@@ -836,7 +836,7 @@
               <w:rPr>
                 <w:noProof/>
               </w:rPr>
-              <w:instrText xml:space="preserve"> PAGEREF _Toc243055265 \h </w:instrText>
+              <w:instrText xml:space="preserve"> PAGEREF _Toc243304291 \h </w:instrText>
             </w:r>
             <w:r>
               <w:rPr>
@@ -879,7 +879,7 @@
               <w14:ligatures w14:val="standardContextual"/>
             </w:rPr>
           </w:pPr>
-          <w:hyperlink w:anchor="_Toc243055266" w:history="1">
+          <w:hyperlink w:anchor="_Toc243304292" w:history="1">
             <w:r>
               <w:rPr>
                 <w:rStyle w:val="Hipervnculo"/>
@@ -903,7 +903,7 @@
               <w:rPr>
                 <w:noProof/>
               </w:rPr>
-              <w:instrText xml:space="preserve"> PAGEREF _Toc243055266 \h </w:instrText>
+              <w:instrText xml:space="preserve"> PAGEREF _Toc243304292 \h </w:instrText>
             </w:r>
             <w:r>
               <w:rPr>
@@ -946,7 +946,7 @@
               <w14:ligatures w14:val="standardContextual"/>
             </w:rPr>
           </w:pPr>
-          <w:hyperlink w:anchor="_Toc243055267" w:history="1">
+          <w:hyperlink w:anchor="_Toc243304293" w:history="1">
             <w:r>
               <w:rPr>
                 <w:rStyle w:val="Hipervnculo"/>
@@ -970,7 +970,7 @@
               <w:rPr>
                 <w:noProof/>
               </w:rPr>
-              <w:instrText xml:space="preserve"> PAGEREF _Toc243055267 \h </w:instrText>
+              <w:instrText xml:space="preserve"> PAGEREF _Toc243304293 \h </w:instrText>
             </w:r>
             <w:r>
               <w:rPr>
@@ -1013,7 +1013,7 @@
               <w14:ligatures w14:val="standardContextual"/>
             </w:rPr>
           </w:pPr>
-          <w:hyperlink w:anchor="_Toc243055268" w:history="1">
+          <w:hyperlink w:anchor="_Toc243304294" w:history="1">
             <w:r>
               <w:rPr>
                 <w:rStyle w:val="Hipervnculo"/>
@@ -1037,7 +1037,7 @@
               <w:rPr>
                 <w:noProof/>
               </w:rPr>
-              <w:instrText xml:space="preserve"> PAGEREF _Toc243055268 \h </w:instrText>
+              <w:instrText xml:space="preserve"> PAGEREF _Toc243304294 \h </w:instrText>
             </w:r>
             <w:r>
               <w:rPr>
@@ -1080,7 +1080,7 @@
               <w14:ligatures w14:val="standardContextual"/>
             </w:rPr>
           </w:pPr>
-          <w:hyperlink w:anchor="_Toc243055269" w:history="1">
+          <w:hyperlink w:anchor="_Toc243304295" w:history="1">
             <w:r>
               <w:rPr>
                 <w:rStyle w:val="Hipervnculo"/>
@@ -1104,7 +1104,7 @@
               <w:rPr>
                 <w:noProof/>
               </w:rPr>
-              <w:instrText xml:space="preserve"> PAGEREF _Toc243055269 \h </w:instrText>
+              <w:instrText xml:space="preserve"> PAGEREF _Toc243304295 \h </w:instrText>
             </w:r>
             <w:r>
               <w:rPr>
@@ -1148,7 +1148,7 @@
         <w:pStyle w:val="Ttulo1"/>
         <w:keepNext/>
       </w:pPr>
-      <w:bookmarkStart w:id="0" w:name="_Toc243055260"/>
+      <w:bookmarkStart w:id="0" w:name="_Toc243304286"/>
       <w:r>
         <w:t>1. Raíz del repositorio</w:t>
       </w:r>
@@ -1643,7 +1643,7 @@
         <w:pStyle w:val="Ttulo1"/>
         <w:keepNext/>
       </w:pPr>
-      <w:bookmarkStart w:id="1" w:name="_Toc243055261"/>
+      <w:bookmarkStart w:id="1" w:name="_Toc243304287"/>
       <w:r>
         <w:t>2. Carpeta app/</w:t>
       </w:r>
@@ -2300,7 +2300,7 @@
         <w:pStyle w:val="Ttulo1"/>
         <w:keepNext/>
       </w:pPr>
-      <w:bookmarkStart w:id="2" w:name="_Toc243055262"/>
+      <w:bookmarkStart w:id="2" w:name="_Toc243304288"/>
       <w:r>
         <w:t>3. Carpeta app/src/</w:t>
       </w:r>
@@ -2311,7 +2311,7 @@
         <w:pStyle w:val="Ttulo2"/>
         <w:keepNext/>
       </w:pPr>
-      <w:bookmarkStart w:id="3" w:name="_Toc243055263"/>
+      <w:bookmarkStart w:id="3" w:name="_Toc243304289"/>
       <w:r>
         <w:t>3.1 src/app/ — solo rutas de Next.js</w:t>
       </w:r>
@@ -2482,7 +2482,7 @@
         <w:pStyle w:val="Ttulo2"/>
         <w:keepNext/>
       </w:pPr>
-      <w:bookmarkStart w:id="4" w:name="_Toc243055264"/>
+      <w:bookmarkStart w:id="4" w:name="_Toc243304290"/>
       <w:r>
         <w:t>3.2 src/modules/ — dominios de negocio</w:t>
       </w:r>
@@ -3450,7 +3450,7 @@
         <w:pStyle w:val="Ttulo2"/>
         <w:keepNext/>
       </w:pPr>
-      <w:bookmarkStart w:id="5" w:name="_Toc243055265"/>
+      <w:bookmarkStart w:id="5" w:name="_Toc243304291"/>
       <w:r>
         <w:t>3.3 src/shared/ — lo transversal</w:t>
       </w:r>
@@ -4413,7 +4413,7 @@
         <w:pStyle w:val="Ttulo2"/>
         <w:keepNext/>
       </w:pPr>
-      <w:bookmarkStart w:id="6" w:name="_Toc243055266"/>
+      <w:bookmarkStart w:id="6" w:name="_Toc243304292"/>
       <w:r>
         <w:t>3.4 src/__tests__/</w:t>
       </w:r>
@@ -4492,7 +4492,7 @@
         <w:pStyle w:val="Ttulo1"/>
         <w:keepNext/>
       </w:pPr>
-      <w:bookmarkStart w:id="7" w:name="_Toc243055267"/>
+      <w:bookmarkStart w:id="7" w:name="_Toc243304293"/>
       <w:r>
         <w:t>4. Reglas de dependencias</w:t>
       </w:r>
@@ -5581,7 +5581,7 @@
         <w:pStyle w:val="Ttulo1"/>
         <w:keepNext/>
       </w:pPr>
-      <w:bookmarkStart w:id="8" w:name="_Toc243055268"/>
+      <w:bookmarkStart w:id="8" w:name="_Toc243304294"/>
       <w:r>
         <w:t>5. Dueño de cada tabla</w:t>
       </w:r>
@@ -6442,7 +6442,7 @@
         <w:pStyle w:val="Ttulo1"/>
         <w:keepNext/>
       </w:pPr>
-      <w:bookmarkStart w:id="9" w:name="_Toc243055269"/>
+      <w:bookmarkStart w:id="9" w:name="_Toc243304295"/>
       <w:r>
         <w:t>6. Funciones que cruzan módulos</w:t>
       </w:r>
@@ -7627,10 +7627,126 @@
 <file path=word/numbering.xml><?xml version="1.0" encoding="utf-8"?>
 <w:numbering xmlns:wpc="http://schemas.microsoft.com/office/word/2010/wordprocessingCanvas" xmlns:cx="http://schemas.microsoft.com/office/drawing/2014/chartex" xmlns:cx1="http://schemas.microsoft.com/office/drawing/2015/9/8/chartex" xmlns:cx2="http://schemas.microsoft.com/office/drawing/2015/10/21/chartex" xmlns:cx3="http://schemas.microsoft.com/office/drawing/2016/5/9/chartex" xmlns:cx4="http://schemas.microsoft.com/office/drawing/2016/5/10/chartex" xmlns:cx5="http://schemas.microsoft.com/office/drawing/2016/5/11/chartex" xmlns:cx6="http://schemas.microsoft.com/office/drawing/2016/5/12/chartex" xmlns:cx7="http://schemas.microsoft.com/office/drawing/2016/5/13/chartex" xmlns:cx8="http://schemas.microsoft.com/office/drawing/2016/5/14/chartex" xmlns:mc="http://schemas.openxmlformats.org/markup-compatibility/2006" xmlns:aink="http://schemas.microsoft.com/office/drawing/2016/ink" xmlns:am3d="http://schemas.microsoft.com/office/drawing/2017/model3d" xmlns:o="urn:schemas-microsoft-com:office:office" xmlns:oel="http://schemas.microsoft.com/office/2019/extlst" xmlns:r="http://schemas.openxmlformats.org/officeDocument/2006/relationships" xmlns:m="http://schemas.openxmlformats.org/officeDocument/2006/math" xmlns:v="urn:schemas-microsoft-com:vml" xmlns:wp14="http://schemas.microsoft.com/office/word/2010/wordprocessingDrawing" xmlns:wp="http://schemas.openxmlformats.org/drawingml/2006/wordprocessingDrawing" xmlns:w10="urn:schemas-microsoft-com:office:word" xmlns:w="http://schemas.openxmlformats.org/wordprocessingml/2006/main" xmlns:w14="http://schemas.microsoft.com/office/word/2010/wordml" xmlns:w15="http://schemas.microsoft.com/office/word/2012/wordml" xmlns:w16cex="http://schemas.microsoft.com/office/word/2018/wordml/cex" xmlns:w16cid="http://schemas.microsoft.com/office/word/2016/wordml/cid" xmlns:w16="http://schemas.microsoft.com/office/word/2018/wordml" xmlns:w16du="http://schemas.microsoft.com/office/word/2023/wordml/word16du" xmlns:w16sdtdh="http://schemas.microsoft.com/office/word/2020/wordml/sdtdatahash" xmlns:w16sdtfl="http://schemas.microsoft.com/office/word/2024/wordml/sdtformatlock" xmlns:w16se="http://schemas.microsoft.com/office/word/2015/wordml/symex" xmlns:wpg="http://schemas.microsoft.com/office/word/2010/wordprocessingGroup" xmlns:wpi="http://schemas.microsoft.com/office/word/2010/wordprocessingInk" xmlns:wne="http://schemas.microsoft.com/office/word/2006/wordml" xmlns:wps="http://schemas.microsoft.com/office/word/2010/wordprocessingShape" mc:Ignorable="w14 w15 w16se w16cid w16 w16cex w16sdtdh w16sdtfl w16du wp14">
   <w:abstractNum w:abstractNumId="0" w15:restartNumberingAfterBreak="0">
-    <w:nsid w:val="28563589"/>
+    <w:nsid w:val="156755D8"/>
     <w:multiLevelType w:val="hybridMultilevel"/>
-    <w:tmpl w:val="08841366"/>
-    <w:lvl w:ilvl="0" w:tplc="9A24E4C0" w:tentative="1">
+    <w:tmpl w:val="F342D374"/>
+    <w:lvl w:ilvl="0" w:tplc="9C4E0B26">
+      <w:start w:val="1"/>
+      <w:numFmt w:val="bullet"/>
+      <w:lvlText w:val="•"/>
+      <w:lvlJc w:val="left"/>
+      <w:pPr>
+        <w:ind w:left="400" w:hanging="260"/>
+      </w:pPr>
+    </w:lvl>
+    <w:lvl w:ilvl="1" w:tplc="0114CF62" w:tentative="1">
+      <w:start w:val="1"/>
+      <w:numFmt w:val="bullet"/>
+      <w:lvlText w:val="–"/>
+      <w:lvlJc w:val="left"/>
+      <w:pPr>
+        <w:ind w:left="760" w:hanging="260"/>
+      </w:pPr>
+    </w:lvl>
+    <w:lvl w:ilvl="2" w:tplc="848EC154" w:tentative="1">
+      <w:start w:val="1"/>
+      <w:numFmt w:val="bullet"/>
+      <w:lvlText w:val="·"/>
+      <w:lvlJc w:val="left"/>
+      <w:pPr>
+        <w:ind w:left="1120" w:hanging="260"/>
+      </w:pPr>
+    </w:lvl>
+    <w:lvl w:ilvl="3" w:tplc="5CBE52E0">
+      <w:numFmt w:val="decimal"/>
+      <w:lvlText w:val=""/>
+      <w:lvlJc w:val="left"/>
+    </w:lvl>
+    <w:lvl w:ilvl="4" w:tplc="EED02908">
+      <w:numFmt w:val="decimal"/>
+      <w:lvlText w:val=""/>
+      <w:lvlJc w:val="left"/>
+    </w:lvl>
+    <w:lvl w:ilvl="5" w:tplc="5CB051F2">
+      <w:numFmt w:val="decimal"/>
+      <w:lvlText w:val=""/>
+      <w:lvlJc w:val="left"/>
+    </w:lvl>
+    <w:lvl w:ilvl="6" w:tplc="40C6810C">
+      <w:numFmt w:val="decimal"/>
+      <w:lvlText w:val=""/>
+      <w:lvlJc w:val="left"/>
+    </w:lvl>
+    <w:lvl w:ilvl="7" w:tplc="1A2A2254">
+      <w:numFmt w:val="decimal"/>
+      <w:lvlText w:val=""/>
+      <w:lvlJc w:val="left"/>
+    </w:lvl>
+    <w:lvl w:ilvl="8" w:tplc="4768D582">
+      <w:numFmt w:val="decimal"/>
+      <w:lvlText w:val=""/>
+      <w:lvlJc w:val="left"/>
+    </w:lvl>
+  </w:abstractNum>
+  <w:abstractNum w:abstractNumId="1" w15:restartNumberingAfterBreak="0">
+    <w:nsid w:val="3D301895"/>
+    <w:multiLevelType w:val="hybridMultilevel"/>
+    <w:tmpl w:val="79844D32"/>
+    <w:lvl w:ilvl="0" w:tplc="08529A2E" w:tentative="1">
+      <w:start w:val="1"/>
+      <w:numFmt w:val="decimal"/>
+      <w:lvlText w:val="%1."/>
+      <w:lvlJc w:val="left"/>
+      <w:pPr>
+        <w:ind w:left="420" w:hanging="300"/>
+      </w:pPr>
+    </w:lvl>
+    <w:lvl w:ilvl="1" w:tplc="46D23EFE">
+      <w:numFmt w:val="decimal"/>
+      <w:lvlText w:val=""/>
+      <w:lvlJc w:val="left"/>
+    </w:lvl>
+    <w:lvl w:ilvl="2" w:tplc="0B38DDC8">
+      <w:numFmt w:val="decimal"/>
+      <w:lvlText w:val=""/>
+      <w:lvlJc w:val="left"/>
+    </w:lvl>
+    <w:lvl w:ilvl="3" w:tplc="E4A08B12">
+      <w:numFmt w:val="decimal"/>
+      <w:lvlText w:val=""/>
+      <w:lvlJc w:val="left"/>
+    </w:lvl>
+    <w:lvl w:ilvl="4" w:tplc="A7B2D9F0">
+      <w:numFmt w:val="decimal"/>
+      <w:lvlText w:val=""/>
+      <w:lvlJc w:val="left"/>
+    </w:lvl>
+    <w:lvl w:ilvl="5" w:tplc="7292E19E">
+      <w:numFmt w:val="decimal"/>
+      <w:lvlText w:val=""/>
+      <w:lvlJc w:val="left"/>
+    </w:lvl>
+    <w:lvl w:ilvl="6" w:tplc="FBA46B7A">
+      <w:numFmt w:val="decimal"/>
+      <w:lvlText w:val=""/>
+      <w:lvlJc w:val="left"/>
+    </w:lvl>
+    <w:lvl w:ilvl="7" w:tplc="7F7C405C">
+      <w:numFmt w:val="decimal"/>
+      <w:lvlText w:val=""/>
+      <w:lvlJc w:val="left"/>
+    </w:lvl>
+    <w:lvl w:ilvl="8" w:tplc="8664531C">
+      <w:numFmt w:val="decimal"/>
+      <w:lvlText w:val=""/>
+      <w:lvlJc w:val="left"/>
+    </w:lvl>
+  </w:abstractNum>
+  <w:abstractNum w:abstractNumId="2" w15:restartNumberingAfterBreak="0">
+    <w:nsid w:val="7E73433E"/>
+    <w:multiLevelType w:val="hybridMultilevel"/>
+    <w:tmpl w:val="B4F0F754"/>
+    <w:lvl w:ilvl="0" w:tplc="E9702ED4" w:tentative="1">
       <w:start w:val="1"/>
       <w:numFmt w:val="bullet"/>
       <w:lvlText w:val="●"/>
@@ -7639,7 +7755,7 @@
         <w:ind w:left="720" w:hanging="360"/>
       </w:pPr>
     </w:lvl>
-    <w:lvl w:ilvl="1" w:tplc="38F453D4" w:tentative="1">
+    <w:lvl w:ilvl="1" w:tplc="018482A0" w:tentative="1">
       <w:start w:val="1"/>
       <w:numFmt w:val="bullet"/>
       <w:lvlText w:val="○"/>
@@ -7648,7 +7764,7 @@
         <w:ind w:left="1440" w:hanging="360"/>
       </w:pPr>
     </w:lvl>
-    <w:lvl w:ilvl="2" w:tplc="63A060D6" w:tentative="1">
+    <w:lvl w:ilvl="2" w:tplc="CA7CAC32" w:tentative="1">
       <w:start w:val="1"/>
       <w:numFmt w:val="bullet"/>
       <w:lvlText w:val="■"/>
@@ -7657,7 +7773,7 @@
         <w:ind w:left="2160" w:hanging="360"/>
       </w:pPr>
     </w:lvl>
-    <w:lvl w:ilvl="3" w:tplc="8584C35C" w:tentative="1">
+    <w:lvl w:ilvl="3" w:tplc="94DC4F28" w:tentative="1">
       <w:start w:val="1"/>
       <w:numFmt w:val="bullet"/>
       <w:lvlText w:val="●"/>
@@ -7666,7 +7782,7 @@
         <w:ind w:left="2880" w:hanging="360"/>
       </w:pPr>
     </w:lvl>
-    <w:lvl w:ilvl="4" w:tplc="44D03B38" w:tentative="1">
+    <w:lvl w:ilvl="4" w:tplc="45C4D88E" w:tentative="1">
       <w:start w:val="1"/>
       <w:numFmt w:val="bullet"/>
       <w:lvlText w:val="○"/>
@@ -7675,7 +7791,7 @@
         <w:ind w:left="3600" w:hanging="360"/>
       </w:pPr>
     </w:lvl>
-    <w:lvl w:ilvl="5" w:tplc="444C6EA8" w:tentative="1">
+    <w:lvl w:ilvl="5" w:tplc="5C78F9A8" w:tentative="1">
       <w:start w:val="1"/>
       <w:numFmt w:val="bullet"/>
       <w:lvlText w:val="■"/>
@@ -7684,7 +7800,7 @@
         <w:ind w:left="4320" w:hanging="360"/>
       </w:pPr>
     </w:lvl>
-    <w:lvl w:ilvl="6" w:tplc="852A1392" w:tentative="1">
+    <w:lvl w:ilvl="6" w:tplc="4950D500" w:tentative="1">
       <w:start w:val="1"/>
       <w:numFmt w:val="bullet"/>
       <w:lvlText w:val="●"/>
@@ -7693,7 +7809,7 @@
         <w:ind w:left="5040" w:hanging="360"/>
       </w:pPr>
     </w:lvl>
-    <w:lvl w:ilvl="7" w:tplc="3C60A4A4" w:tentative="1">
+    <w:lvl w:ilvl="7" w:tplc="EB2472E6" w:tentative="1">
       <w:start w:val="1"/>
       <w:numFmt w:val="bullet"/>
       <w:lvlText w:val="●"/>
@@ -7702,7 +7818,7 @@
         <w:ind w:left="5760" w:hanging="360"/>
       </w:pPr>
     </w:lvl>
-    <w:lvl w:ilvl="8" w:tplc="AC76AA36" w:tentative="1">
+    <w:lvl w:ilvl="8" w:tplc="3D4ABDDA" w:tentative="1">
       <w:start w:val="1"/>
       <w:numFmt w:val="bullet"/>
       <w:lvlText w:val="●"/>
@@ -7712,130 +7828,14 @@
       </w:pPr>
     </w:lvl>
   </w:abstractNum>
-  <w:abstractNum w:abstractNumId="1" w15:restartNumberingAfterBreak="0">
-    <w:nsid w:val="337B2FE6"/>
-    <w:multiLevelType w:val="hybridMultilevel"/>
-    <w:tmpl w:val="A7D668DE"/>
-    <w:lvl w:ilvl="0" w:tplc="9D74D7CC" w:tentative="1">
-      <w:start w:val="1"/>
-      <w:numFmt w:val="decimal"/>
-      <w:lvlText w:val="%1."/>
-      <w:lvlJc w:val="left"/>
-      <w:pPr>
-        <w:ind w:left="420" w:hanging="300"/>
-      </w:pPr>
-    </w:lvl>
-    <w:lvl w:ilvl="1" w:tplc="2C786E1A">
-      <w:numFmt w:val="decimal"/>
-      <w:lvlText w:val=""/>
-      <w:lvlJc w:val="left"/>
-    </w:lvl>
-    <w:lvl w:ilvl="2" w:tplc="41FE036A">
-      <w:numFmt w:val="decimal"/>
-      <w:lvlText w:val=""/>
-      <w:lvlJc w:val="left"/>
-    </w:lvl>
-    <w:lvl w:ilvl="3" w:tplc="5F2EE970">
-      <w:numFmt w:val="decimal"/>
-      <w:lvlText w:val=""/>
-      <w:lvlJc w:val="left"/>
-    </w:lvl>
-    <w:lvl w:ilvl="4" w:tplc="264A4B7E">
-      <w:numFmt w:val="decimal"/>
-      <w:lvlText w:val=""/>
-      <w:lvlJc w:val="left"/>
-    </w:lvl>
-    <w:lvl w:ilvl="5" w:tplc="B6789CFA">
-      <w:numFmt w:val="decimal"/>
-      <w:lvlText w:val=""/>
-      <w:lvlJc w:val="left"/>
-    </w:lvl>
-    <w:lvl w:ilvl="6" w:tplc="C9BCDCB8">
-      <w:numFmt w:val="decimal"/>
-      <w:lvlText w:val=""/>
-      <w:lvlJc w:val="left"/>
-    </w:lvl>
-    <w:lvl w:ilvl="7" w:tplc="1304015A">
-      <w:numFmt w:val="decimal"/>
-      <w:lvlText w:val=""/>
-      <w:lvlJc w:val="left"/>
-    </w:lvl>
-    <w:lvl w:ilvl="8" w:tplc="3D7E6000">
-      <w:numFmt w:val="decimal"/>
-      <w:lvlText w:val=""/>
-      <w:lvlJc w:val="left"/>
-    </w:lvl>
-  </w:abstractNum>
-  <w:abstractNum w:abstractNumId="2" w15:restartNumberingAfterBreak="0">
-    <w:nsid w:val="6EA03F92"/>
-    <w:multiLevelType w:val="hybridMultilevel"/>
-    <w:tmpl w:val="1EB42246"/>
-    <w:lvl w:ilvl="0" w:tplc="3FA4CA00">
-      <w:start w:val="1"/>
-      <w:numFmt w:val="bullet"/>
-      <w:lvlText w:val="•"/>
-      <w:lvlJc w:val="left"/>
-      <w:pPr>
-        <w:ind w:left="400" w:hanging="260"/>
-      </w:pPr>
-    </w:lvl>
-    <w:lvl w:ilvl="1" w:tplc="F1CCB9AC" w:tentative="1">
-      <w:start w:val="1"/>
-      <w:numFmt w:val="bullet"/>
-      <w:lvlText w:val="–"/>
-      <w:lvlJc w:val="left"/>
-      <w:pPr>
-        <w:ind w:left="760" w:hanging="260"/>
-      </w:pPr>
-    </w:lvl>
-    <w:lvl w:ilvl="2" w:tplc="B40CC4CE" w:tentative="1">
-      <w:start w:val="1"/>
-      <w:numFmt w:val="bullet"/>
-      <w:lvlText w:val="·"/>
-      <w:lvlJc w:val="left"/>
-      <w:pPr>
-        <w:ind w:left="1120" w:hanging="260"/>
-      </w:pPr>
-    </w:lvl>
-    <w:lvl w:ilvl="3" w:tplc="9CEA516A">
-      <w:numFmt w:val="decimal"/>
-      <w:lvlText w:val=""/>
-      <w:lvlJc w:val="left"/>
-    </w:lvl>
-    <w:lvl w:ilvl="4" w:tplc="AD52D404">
-      <w:numFmt w:val="decimal"/>
-      <w:lvlText w:val=""/>
-      <w:lvlJc w:val="left"/>
-    </w:lvl>
-    <w:lvl w:ilvl="5" w:tplc="289EC2CE">
-      <w:numFmt w:val="decimal"/>
-      <w:lvlText w:val=""/>
-      <w:lvlJc w:val="left"/>
-    </w:lvl>
-    <w:lvl w:ilvl="6" w:tplc="EFBC9A18">
-      <w:numFmt w:val="decimal"/>
-      <w:lvlText w:val=""/>
-      <w:lvlJc w:val="left"/>
-    </w:lvl>
-    <w:lvl w:ilvl="7" w:tplc="21EA79DA">
-      <w:numFmt w:val="decimal"/>
-      <w:lvlText w:val=""/>
-      <w:lvlJc w:val="left"/>
-    </w:lvl>
-    <w:lvl w:ilvl="8" w:tplc="34F86982">
-      <w:numFmt w:val="decimal"/>
-      <w:lvlText w:val=""/>
-      <w:lvlJc w:val="left"/>
-    </w:lvl>
-  </w:abstractNum>
-  <w:num w:numId="1" w16cid:durableId="1168443122">
-    <w:abstractNumId w:val="0"/>
+  <w:num w:numId="1" w16cid:durableId="463937307">
+    <w:abstractNumId w:val="2"/>
     <w:lvlOverride w:ilvl="0">
       <w:startOverride w:val="1"/>
     </w:lvlOverride>
   </w:num>
-  <w:num w:numId="2" w16cid:durableId="1982927940">
-    <w:abstractNumId w:val="2"/>
+  <w:num w:numId="2" w16cid:durableId="688260734">
+    <w:abstractNumId w:val="0"/>
     <w:lvlOverride w:ilvl="0">
       <w:startOverride w:val="1"/>
     </w:lvlOverride>
@@ -8476,7 +8476,7 @@
     <w:autoRedefine/>
     <w:uiPriority w:val="39"/>
     <w:unhideWhenUsed/>
-    <w:rsid w:val="00ED409F"/>
+    <w:rsid w:val="006536F7"/>
     <w:pPr>
       <w:spacing w:after="100"/>
     </w:pPr>
@@ -8488,7 +8488,7 @@
     <w:autoRedefine/>
     <w:uiPriority w:val="39"/>
     <w:unhideWhenUsed/>
-    <w:rsid w:val="00ED409F"/>
+    <w:rsid w:val="006536F7"/>
     <w:pPr>
       <w:spacing w:after="100"/>
       <w:ind w:left="210"/>

--- a/documentacion/Estructura_del_proyecto_y_reglas_de_dependencias.docx
+++ b/documentacion/Estructura_del_proyecto_y_reglas_de_dependencias.docx
@@ -448,7 +448,7 @@
     <w:sdt>
       <w:sdtPr>
         <w:alias w:val="Contenido"/>
-        <w:id w:val="-1600628283"/>
+        <w:id w:val="1721091206"/>
       </w:sdtPr>
       <w:sdtEndPr/>
       <w:sdtContent>
@@ -477,7 +477,7 @@
           <w:r>
             <w:fldChar w:fldCharType="separate"/>
           </w:r>
-          <w:hyperlink w:anchor="_Toc243304286" w:history="1">
+          <w:hyperlink w:anchor="_Toc243305391" w:history="1">
             <w:r>
               <w:rPr>
                 <w:rStyle w:val="Hipervnculo"/>
@@ -501,7 +501,7 @@
               <w:rPr>
                 <w:noProof/>
               </w:rPr>
-              <w:instrText xml:space="preserve"> PAGEREF _Toc243304286 \h </w:instrText>
+              <w:instrText xml:space="preserve"> PAGEREF _Toc243305391 \h </w:instrText>
             </w:r>
             <w:r>
               <w:rPr>
@@ -544,7 +544,7 @@
               <w14:ligatures w14:val="standardContextual"/>
             </w:rPr>
           </w:pPr>
-          <w:hyperlink w:anchor="_Toc243304287" w:history="1">
+          <w:hyperlink w:anchor="_Toc243305392" w:history="1">
             <w:r>
               <w:rPr>
                 <w:rStyle w:val="Hipervnculo"/>
@@ -568,7 +568,7 @@
               <w:rPr>
                 <w:noProof/>
               </w:rPr>
-              <w:instrText xml:space="preserve"> PAGEREF _Toc243304287 \h </w:instrText>
+              <w:instrText xml:space="preserve"> PAGEREF _Toc243305392 \h </w:instrText>
             </w:r>
             <w:r>
               <w:rPr>
@@ -611,7 +611,7 @@
               <w14:ligatures w14:val="standardContextual"/>
             </w:rPr>
           </w:pPr>
-          <w:hyperlink w:anchor="_Toc243304288" w:history="1">
+          <w:hyperlink w:anchor="_Toc243305393" w:history="1">
             <w:r>
               <w:rPr>
                 <w:rStyle w:val="Hipervnculo"/>
@@ -635,7 +635,7 @@
               <w:rPr>
                 <w:noProof/>
               </w:rPr>
-              <w:instrText xml:space="preserve"> PAGEREF _Toc243304288 \h </w:instrText>
+              <w:instrText xml:space="preserve"> PAGEREF _Toc243305393 \h </w:instrText>
             </w:r>
             <w:r>
               <w:rPr>
@@ -678,7 +678,7 @@
               <w14:ligatures w14:val="standardContextual"/>
             </w:rPr>
           </w:pPr>
-          <w:hyperlink w:anchor="_Toc243304289" w:history="1">
+          <w:hyperlink w:anchor="_Toc243305394" w:history="1">
             <w:r>
               <w:rPr>
                 <w:rStyle w:val="Hipervnculo"/>
@@ -702,7 +702,7 @@
               <w:rPr>
                 <w:noProof/>
               </w:rPr>
-              <w:instrText xml:space="preserve"> PAGEREF _Toc243304289 \h </w:instrText>
+              <w:instrText xml:space="preserve"> PAGEREF _Toc243305394 \h </w:instrText>
             </w:r>
             <w:r>
               <w:rPr>
@@ -745,7 +745,7 @@
               <w14:ligatures w14:val="standardContextual"/>
             </w:rPr>
           </w:pPr>
-          <w:hyperlink w:anchor="_Toc243304290" w:history="1">
+          <w:hyperlink w:anchor="_Toc243305395" w:history="1">
             <w:r>
               <w:rPr>
                 <w:rStyle w:val="Hipervnculo"/>
@@ -769,7 +769,7 @@
               <w:rPr>
                 <w:noProof/>
               </w:rPr>
-              <w:instrText xml:space="preserve"> PAGEREF _Toc243304290 \h </w:instrText>
+              <w:instrText xml:space="preserve"> PAGEREF _Toc243305395 \h </w:instrText>
             </w:r>
             <w:r>
               <w:rPr>
@@ -812,7 +812,7 @@
               <w14:ligatures w14:val="standardContextual"/>
             </w:rPr>
           </w:pPr>
-          <w:hyperlink w:anchor="_Toc243304291" w:history="1">
+          <w:hyperlink w:anchor="_Toc243305396" w:history="1">
             <w:r>
               <w:rPr>
                 <w:rStyle w:val="Hipervnculo"/>
@@ -836,7 +836,7 @@
               <w:rPr>
                 <w:noProof/>
               </w:rPr>
-              <w:instrText xml:space="preserve"> PAGEREF _Toc243304291 \h </w:instrText>
+              <w:instrText xml:space="preserve"> PAGEREF _Toc243305396 \h </w:instrText>
             </w:r>
             <w:r>
               <w:rPr>
@@ -879,7 +879,7 @@
               <w14:ligatures w14:val="standardContextual"/>
             </w:rPr>
           </w:pPr>
-          <w:hyperlink w:anchor="_Toc243304292" w:history="1">
+          <w:hyperlink w:anchor="_Toc243305397" w:history="1">
             <w:r>
               <w:rPr>
                 <w:rStyle w:val="Hipervnculo"/>
@@ -903,7 +903,7 @@
               <w:rPr>
                 <w:noProof/>
               </w:rPr>
-              <w:instrText xml:space="preserve"> PAGEREF _Toc243304292 \h </w:instrText>
+              <w:instrText xml:space="preserve"> PAGEREF _Toc243305397 \h </w:instrText>
             </w:r>
             <w:r>
               <w:rPr>
@@ -946,7 +946,7 @@
               <w14:ligatures w14:val="standardContextual"/>
             </w:rPr>
           </w:pPr>
-          <w:hyperlink w:anchor="_Toc243304293" w:history="1">
+          <w:hyperlink w:anchor="_Toc243305398" w:history="1">
             <w:r>
               <w:rPr>
                 <w:rStyle w:val="Hipervnculo"/>
@@ -970,7 +970,7 @@
               <w:rPr>
                 <w:noProof/>
               </w:rPr>
-              <w:instrText xml:space="preserve"> PAGEREF _Toc243304293 \h </w:instrText>
+              <w:instrText xml:space="preserve"> PAGEREF _Toc243305398 \h </w:instrText>
             </w:r>
             <w:r>
               <w:rPr>
@@ -1013,7 +1013,7 @@
               <w14:ligatures w14:val="standardContextual"/>
             </w:rPr>
           </w:pPr>
-          <w:hyperlink w:anchor="_Toc243304294" w:history="1">
+          <w:hyperlink w:anchor="_Toc243305399" w:history="1">
             <w:r>
               <w:rPr>
                 <w:rStyle w:val="Hipervnculo"/>
@@ -1037,7 +1037,7 @@
               <w:rPr>
                 <w:noProof/>
               </w:rPr>
-              <w:instrText xml:space="preserve"> PAGEREF _Toc243304294 \h </w:instrText>
+              <w:instrText xml:space="preserve"> PAGEREF _Toc243305399 \h </w:instrText>
             </w:r>
             <w:r>
               <w:rPr>
@@ -1080,7 +1080,7 @@
               <w14:ligatures w14:val="standardContextual"/>
             </w:rPr>
           </w:pPr>
-          <w:hyperlink w:anchor="_Toc243304295" w:history="1">
+          <w:hyperlink w:anchor="_Toc243305400" w:history="1">
             <w:r>
               <w:rPr>
                 <w:rStyle w:val="Hipervnculo"/>
@@ -1104,7 +1104,7 @@
               <w:rPr>
                 <w:noProof/>
               </w:rPr>
-              <w:instrText xml:space="preserve"> PAGEREF _Toc243304295 \h </w:instrText>
+              <w:instrText xml:space="preserve"> PAGEREF _Toc243305400 \h </w:instrText>
             </w:r>
             <w:r>
               <w:rPr>
@@ -1148,7 +1148,7 @@
         <w:pStyle w:val="Ttulo1"/>
         <w:keepNext/>
       </w:pPr>
-      <w:bookmarkStart w:id="0" w:name="_Toc243304286"/>
+      <w:bookmarkStart w:id="0" w:name="_Toc243305391"/>
       <w:r>
         <w:t>1. Raíz del repositorio</w:t>
       </w:r>
@@ -1643,7 +1643,7 @@
         <w:pStyle w:val="Ttulo1"/>
         <w:keepNext/>
       </w:pPr>
-      <w:bookmarkStart w:id="1" w:name="_Toc243304287"/>
+      <w:bookmarkStart w:id="1" w:name="_Toc243305392"/>
       <w:r>
         <w:t>2. Carpeta app/</w:t>
       </w:r>
@@ -2300,7 +2300,7 @@
         <w:pStyle w:val="Ttulo1"/>
         <w:keepNext/>
       </w:pPr>
-      <w:bookmarkStart w:id="2" w:name="_Toc243304288"/>
+      <w:bookmarkStart w:id="2" w:name="_Toc243305393"/>
       <w:r>
         <w:t>3. Carpeta app/src/</w:t>
       </w:r>
@@ -2311,7 +2311,7 @@
         <w:pStyle w:val="Ttulo2"/>
         <w:keepNext/>
       </w:pPr>
-      <w:bookmarkStart w:id="3" w:name="_Toc243304289"/>
+      <w:bookmarkStart w:id="3" w:name="_Toc243305394"/>
       <w:r>
         <w:t>3.1 src/app/ — solo rutas de Next.js</w:t>
       </w:r>
@@ -2482,7 +2482,7 @@
         <w:pStyle w:val="Ttulo2"/>
         <w:keepNext/>
       </w:pPr>
-      <w:bookmarkStart w:id="4" w:name="_Toc243304290"/>
+      <w:bookmarkStart w:id="4" w:name="_Toc243305395"/>
       <w:r>
         <w:t>3.2 src/modules/ — dominios de negocio</w:t>
       </w:r>
@@ -3450,7 +3450,7 @@
         <w:pStyle w:val="Ttulo2"/>
         <w:keepNext/>
       </w:pPr>
-      <w:bookmarkStart w:id="5" w:name="_Toc243304291"/>
+      <w:bookmarkStart w:id="5" w:name="_Toc243305396"/>
       <w:r>
         <w:t>3.3 src/shared/ — lo transversal</w:t>
       </w:r>
@@ -4413,7 +4413,7 @@
         <w:pStyle w:val="Ttulo2"/>
         <w:keepNext/>
       </w:pPr>
-      <w:bookmarkStart w:id="6" w:name="_Toc243304292"/>
+      <w:bookmarkStart w:id="6" w:name="_Toc243305397"/>
       <w:r>
         <w:t>3.4 src/__tests__/</w:t>
       </w:r>
@@ -4492,7 +4492,7 @@
         <w:pStyle w:val="Ttulo1"/>
         <w:keepNext/>
       </w:pPr>
-      <w:bookmarkStart w:id="7" w:name="_Toc243304293"/>
+      <w:bookmarkStart w:id="7" w:name="_Toc243305398"/>
       <w:r>
         <w:t>4. Reglas de dependencias</w:t>
       </w:r>
@@ -5581,7 +5581,7 @@
         <w:pStyle w:val="Ttulo1"/>
         <w:keepNext/>
       </w:pPr>
-      <w:bookmarkStart w:id="8" w:name="_Toc243304294"/>
+      <w:bookmarkStart w:id="8" w:name="_Toc243305399"/>
       <w:r>
         <w:t>5. Dueño de cada tabla</w:t>
       </w:r>
@@ -6442,7 +6442,7 @@
         <w:pStyle w:val="Ttulo1"/>
         <w:keepNext/>
       </w:pPr>
-      <w:bookmarkStart w:id="9" w:name="_Toc243304295"/>
+      <w:bookmarkStart w:id="9" w:name="_Toc243305400"/>
       <w:r>
         <w:t>6. Funciones que cruzan módulos</w:t>
       </w:r>
@@ -7627,10 +7627,10 @@
 <file path=word/numbering.xml><?xml version="1.0" encoding="utf-8"?>
 <w:numbering xmlns:wpc="http://schemas.microsoft.com/office/word/2010/wordprocessingCanvas" xmlns:cx="http://schemas.microsoft.com/office/drawing/2014/chartex" xmlns:cx1="http://schemas.microsoft.com/office/drawing/2015/9/8/chartex" xmlns:cx2="http://schemas.microsoft.com/office/drawing/2015/10/21/chartex" xmlns:cx3="http://schemas.microsoft.com/office/drawing/2016/5/9/chartex" xmlns:cx4="http://schemas.microsoft.com/office/drawing/2016/5/10/chartex" xmlns:cx5="http://schemas.microsoft.com/office/drawing/2016/5/11/chartex" xmlns:cx6="http://schemas.microsoft.com/office/drawing/2016/5/12/chartex" xmlns:cx7="http://schemas.microsoft.com/office/drawing/2016/5/13/chartex" xmlns:cx8="http://schemas.microsoft.com/office/drawing/2016/5/14/chartex" xmlns:mc="http://schemas.openxmlformats.org/markup-compatibility/2006" xmlns:aink="http://schemas.microsoft.com/office/drawing/2016/ink" xmlns:am3d="http://schemas.microsoft.com/office/drawing/2017/model3d" xmlns:o="urn:schemas-microsoft-com:office:office" xmlns:oel="http://schemas.microsoft.com/office/2019/extlst" xmlns:r="http://schemas.openxmlformats.org/officeDocument/2006/relationships" xmlns:m="http://schemas.openxmlformats.org/officeDocument/2006/math" xmlns:v="urn:schemas-microsoft-com:vml" xmlns:wp14="http://schemas.microsoft.com/office/word/2010/wordprocessingDrawing" xmlns:wp="http://schemas.openxmlformats.org/drawingml/2006/wordprocessingDrawing" xmlns:w10="urn:schemas-microsoft-com:office:word" xmlns:w="http://schemas.openxmlformats.org/wordprocessingml/2006/main" xmlns:w14="http://schemas.microsoft.com/office/word/2010/wordml" xmlns:w15="http://schemas.microsoft.com/office/word/2012/wordml" xmlns:w16cex="http://schemas.microsoft.com/office/word/2018/wordml/cex" xmlns:w16cid="http://schemas.microsoft.com/office/word/2016/wordml/cid" xmlns:w16="http://schemas.microsoft.com/office/word/2018/wordml" xmlns:w16du="http://schemas.microsoft.com/office/word/2023/wordml/word16du" xmlns:w16sdtdh="http://schemas.microsoft.com/office/word/2020/wordml/sdtdatahash" xmlns:w16sdtfl="http://schemas.microsoft.com/office/word/2024/wordml/sdtformatlock" xmlns:w16se="http://schemas.microsoft.com/office/word/2015/wordml/symex" xmlns:wpg="http://schemas.microsoft.com/office/word/2010/wordprocessingGroup" xmlns:wpi="http://schemas.microsoft.com/office/word/2010/wordprocessingInk" xmlns:wne="http://schemas.microsoft.com/office/word/2006/wordml" xmlns:wps="http://schemas.microsoft.com/office/word/2010/wordprocessingShape" mc:Ignorable="w14 w15 w16se w16cid w16 w16cex w16sdtdh w16sdtfl w16du wp14">
   <w:abstractNum w:abstractNumId="0" w15:restartNumberingAfterBreak="0">
-    <w:nsid w:val="156755D8"/>
+    <w:nsid w:val="2B616E67"/>
     <w:multiLevelType w:val="hybridMultilevel"/>
-    <w:tmpl w:val="F342D374"/>
-    <w:lvl w:ilvl="0" w:tplc="9C4E0B26">
+    <w:tmpl w:val="4BD6E62A"/>
+    <w:lvl w:ilvl="0" w:tplc="8A3C8DE2">
       <w:start w:val="1"/>
       <w:numFmt w:val="bullet"/>
       <w:lvlText w:val="•"/>
@@ -7639,7 +7639,7 @@
         <w:ind w:left="400" w:hanging="260"/>
       </w:pPr>
     </w:lvl>
-    <w:lvl w:ilvl="1" w:tplc="0114CF62" w:tentative="1">
+    <w:lvl w:ilvl="1" w:tplc="AEF0D120" w:tentative="1">
       <w:start w:val="1"/>
       <w:numFmt w:val="bullet"/>
       <w:lvlText w:val="–"/>
@@ -7648,7 +7648,7 @@
         <w:ind w:left="760" w:hanging="260"/>
       </w:pPr>
     </w:lvl>
-    <w:lvl w:ilvl="2" w:tplc="848EC154" w:tentative="1">
+    <w:lvl w:ilvl="2" w:tplc="407AD208" w:tentative="1">
       <w:start w:val="1"/>
       <w:numFmt w:val="bullet"/>
       <w:lvlText w:val="·"/>
@@ -7657,96 +7657,42 @@
         <w:ind w:left="1120" w:hanging="260"/>
       </w:pPr>
     </w:lvl>
-    <w:lvl w:ilvl="3" w:tplc="5CBE52E0">
+    <w:lvl w:ilvl="3" w:tplc="1180A3EE">
       <w:numFmt w:val="decimal"/>
       <w:lvlText w:val=""/>
       <w:lvlJc w:val="left"/>
     </w:lvl>
-    <w:lvl w:ilvl="4" w:tplc="EED02908">
+    <w:lvl w:ilvl="4" w:tplc="5D8ADB8A">
       <w:numFmt w:val="decimal"/>
       <w:lvlText w:val=""/>
       <w:lvlJc w:val="left"/>
     </w:lvl>
-    <w:lvl w:ilvl="5" w:tplc="5CB051F2">
+    <w:lvl w:ilvl="5" w:tplc="CFC2CCAE">
       <w:numFmt w:val="decimal"/>
       <w:lvlText w:val=""/>
       <w:lvlJc w:val="left"/>
     </w:lvl>
-    <w:lvl w:ilvl="6" w:tplc="40C6810C">
+    <w:lvl w:ilvl="6" w:tplc="AE4C3C28">
       <w:numFmt w:val="decimal"/>
       <w:lvlText w:val=""/>
       <w:lvlJc w:val="left"/>
     </w:lvl>
-    <w:lvl w:ilvl="7" w:tplc="1A2A2254">
+    <w:lvl w:ilvl="7" w:tplc="2AD4800E">
       <w:numFmt w:val="decimal"/>
       <w:lvlText w:val=""/>
       <w:lvlJc w:val="left"/>
     </w:lvl>
-    <w:lvl w:ilvl="8" w:tplc="4768D582">
+    <w:lvl w:ilvl="8" w:tplc="39280868">
       <w:numFmt w:val="decimal"/>
       <w:lvlText w:val=""/>
       <w:lvlJc w:val="left"/>
     </w:lvl>
   </w:abstractNum>
   <w:abstractNum w:abstractNumId="1" w15:restartNumberingAfterBreak="0">
-    <w:nsid w:val="3D301895"/>
+    <w:nsid w:val="46D05D8D"/>
     <w:multiLevelType w:val="hybridMultilevel"/>
-    <w:tmpl w:val="79844D32"/>
-    <w:lvl w:ilvl="0" w:tplc="08529A2E" w:tentative="1">
-      <w:start w:val="1"/>
-      <w:numFmt w:val="decimal"/>
-      <w:lvlText w:val="%1."/>
-      <w:lvlJc w:val="left"/>
-      <w:pPr>
-        <w:ind w:left="420" w:hanging="300"/>
-      </w:pPr>
-    </w:lvl>
-    <w:lvl w:ilvl="1" w:tplc="46D23EFE">
-      <w:numFmt w:val="decimal"/>
-      <w:lvlText w:val=""/>
-      <w:lvlJc w:val="left"/>
-    </w:lvl>
-    <w:lvl w:ilvl="2" w:tplc="0B38DDC8">
-      <w:numFmt w:val="decimal"/>
-      <w:lvlText w:val=""/>
-      <w:lvlJc w:val="left"/>
-    </w:lvl>
-    <w:lvl w:ilvl="3" w:tplc="E4A08B12">
-      <w:numFmt w:val="decimal"/>
-      <w:lvlText w:val=""/>
-      <w:lvlJc w:val="left"/>
-    </w:lvl>
-    <w:lvl w:ilvl="4" w:tplc="A7B2D9F0">
-      <w:numFmt w:val="decimal"/>
-      <w:lvlText w:val=""/>
-      <w:lvlJc w:val="left"/>
-    </w:lvl>
-    <w:lvl w:ilvl="5" w:tplc="7292E19E">
-      <w:numFmt w:val="decimal"/>
-      <w:lvlText w:val=""/>
-      <w:lvlJc w:val="left"/>
-    </w:lvl>
-    <w:lvl w:ilvl="6" w:tplc="FBA46B7A">
-      <w:numFmt w:val="decimal"/>
-      <w:lvlText w:val=""/>
-      <w:lvlJc w:val="left"/>
-    </w:lvl>
-    <w:lvl w:ilvl="7" w:tplc="7F7C405C">
-      <w:numFmt w:val="decimal"/>
-      <w:lvlText w:val=""/>
-      <w:lvlJc w:val="left"/>
-    </w:lvl>
-    <w:lvl w:ilvl="8" w:tplc="8664531C">
-      <w:numFmt w:val="decimal"/>
-      <w:lvlText w:val=""/>
-      <w:lvlJc w:val="left"/>
-    </w:lvl>
-  </w:abstractNum>
-  <w:abstractNum w:abstractNumId="2" w15:restartNumberingAfterBreak="0">
-    <w:nsid w:val="7E73433E"/>
-    <w:multiLevelType w:val="hybridMultilevel"/>
-    <w:tmpl w:val="B4F0F754"/>
-    <w:lvl w:ilvl="0" w:tplc="E9702ED4" w:tentative="1">
+    <w:tmpl w:val="57B4097E"/>
+    <w:lvl w:ilvl="0" w:tplc="97A0572C" w:tentative="1">
       <w:start w:val="1"/>
       <w:numFmt w:val="bullet"/>
       <w:lvlText w:val="●"/>
@@ -7755,7 +7701,7 @@
         <w:ind w:left="720" w:hanging="360"/>
       </w:pPr>
     </w:lvl>
-    <w:lvl w:ilvl="1" w:tplc="018482A0" w:tentative="1">
+    <w:lvl w:ilvl="1" w:tplc="9C748BBA" w:tentative="1">
       <w:start w:val="1"/>
       <w:numFmt w:val="bullet"/>
       <w:lvlText w:val="○"/>
@@ -7764,7 +7710,7 @@
         <w:ind w:left="1440" w:hanging="360"/>
       </w:pPr>
     </w:lvl>
-    <w:lvl w:ilvl="2" w:tplc="CA7CAC32" w:tentative="1">
+    <w:lvl w:ilvl="2" w:tplc="C19636B8" w:tentative="1">
       <w:start w:val="1"/>
       <w:numFmt w:val="bullet"/>
       <w:lvlText w:val="■"/>
@@ -7773,7 +7719,7 @@
         <w:ind w:left="2160" w:hanging="360"/>
       </w:pPr>
     </w:lvl>
-    <w:lvl w:ilvl="3" w:tplc="94DC4F28" w:tentative="1">
+    <w:lvl w:ilvl="3" w:tplc="7A32315E" w:tentative="1">
       <w:start w:val="1"/>
       <w:numFmt w:val="bullet"/>
       <w:lvlText w:val="●"/>
@@ -7782,7 +7728,7 @@
         <w:ind w:left="2880" w:hanging="360"/>
       </w:pPr>
     </w:lvl>
-    <w:lvl w:ilvl="4" w:tplc="45C4D88E" w:tentative="1">
+    <w:lvl w:ilvl="4" w:tplc="2F8ED740" w:tentative="1">
       <w:start w:val="1"/>
       <w:numFmt w:val="bullet"/>
       <w:lvlText w:val="○"/>
@@ -7791,7 +7737,7 @@
         <w:ind w:left="3600" w:hanging="360"/>
       </w:pPr>
     </w:lvl>
-    <w:lvl w:ilvl="5" w:tplc="5C78F9A8" w:tentative="1">
+    <w:lvl w:ilvl="5" w:tplc="5FF0DEEC" w:tentative="1">
       <w:start w:val="1"/>
       <w:numFmt w:val="bullet"/>
       <w:lvlText w:val="■"/>
@@ -7800,7 +7746,7 @@
         <w:ind w:left="4320" w:hanging="360"/>
       </w:pPr>
     </w:lvl>
-    <w:lvl w:ilvl="6" w:tplc="4950D500" w:tentative="1">
+    <w:lvl w:ilvl="6" w:tplc="C05E888E" w:tentative="1">
       <w:start w:val="1"/>
       <w:numFmt w:val="bullet"/>
       <w:lvlText w:val="●"/>
@@ -7809,7 +7755,7 @@
         <w:ind w:left="5040" w:hanging="360"/>
       </w:pPr>
     </w:lvl>
-    <w:lvl w:ilvl="7" w:tplc="EB2472E6" w:tentative="1">
+    <w:lvl w:ilvl="7" w:tplc="49A00606" w:tentative="1">
       <w:start w:val="1"/>
       <w:numFmt w:val="bullet"/>
       <w:lvlText w:val="●"/>
@@ -7818,7 +7764,7 @@
         <w:ind w:left="5760" w:hanging="360"/>
       </w:pPr>
     </w:lvl>
-    <w:lvl w:ilvl="8" w:tplc="3D4ABDDA" w:tentative="1">
+    <w:lvl w:ilvl="8" w:tplc="6FBACAA0" w:tentative="1">
       <w:start w:val="1"/>
       <w:numFmt w:val="bullet"/>
       <w:lvlText w:val="●"/>
@@ -7828,13 +7774,67 @@
       </w:pPr>
     </w:lvl>
   </w:abstractNum>
-  <w:num w:numId="1" w16cid:durableId="463937307">
-    <w:abstractNumId w:val="2"/>
+  <w:abstractNum w:abstractNumId="2" w15:restartNumberingAfterBreak="0">
+    <w:nsid w:val="4DB85F1E"/>
+    <w:multiLevelType w:val="hybridMultilevel"/>
+    <w:tmpl w:val="8D74FFDA"/>
+    <w:lvl w:ilvl="0" w:tplc="E798326E" w:tentative="1">
+      <w:start w:val="1"/>
+      <w:numFmt w:val="decimal"/>
+      <w:lvlText w:val="%1."/>
+      <w:lvlJc w:val="left"/>
+      <w:pPr>
+        <w:ind w:left="420" w:hanging="300"/>
+      </w:pPr>
+    </w:lvl>
+    <w:lvl w:ilvl="1" w:tplc="05EA3544">
+      <w:numFmt w:val="decimal"/>
+      <w:lvlText w:val=""/>
+      <w:lvlJc w:val="left"/>
+    </w:lvl>
+    <w:lvl w:ilvl="2" w:tplc="E52C6DC4">
+      <w:numFmt w:val="decimal"/>
+      <w:lvlText w:val=""/>
+      <w:lvlJc w:val="left"/>
+    </w:lvl>
+    <w:lvl w:ilvl="3" w:tplc="8FB4821C">
+      <w:numFmt w:val="decimal"/>
+      <w:lvlText w:val=""/>
+      <w:lvlJc w:val="left"/>
+    </w:lvl>
+    <w:lvl w:ilvl="4" w:tplc="ED50C660">
+      <w:numFmt w:val="decimal"/>
+      <w:lvlText w:val=""/>
+      <w:lvlJc w:val="left"/>
+    </w:lvl>
+    <w:lvl w:ilvl="5" w:tplc="CE367B38">
+      <w:numFmt w:val="decimal"/>
+      <w:lvlText w:val=""/>
+      <w:lvlJc w:val="left"/>
+    </w:lvl>
+    <w:lvl w:ilvl="6" w:tplc="97A07160">
+      <w:numFmt w:val="decimal"/>
+      <w:lvlText w:val=""/>
+      <w:lvlJc w:val="left"/>
+    </w:lvl>
+    <w:lvl w:ilvl="7" w:tplc="F4F88FF8">
+      <w:numFmt w:val="decimal"/>
+      <w:lvlText w:val=""/>
+      <w:lvlJc w:val="left"/>
+    </w:lvl>
+    <w:lvl w:ilvl="8" w:tplc="C0E24668">
+      <w:numFmt w:val="decimal"/>
+      <w:lvlText w:val=""/>
+      <w:lvlJc w:val="left"/>
+    </w:lvl>
+  </w:abstractNum>
+  <w:num w:numId="1" w16cid:durableId="316109320">
+    <w:abstractNumId w:val="1"/>
     <w:lvlOverride w:ilvl="0">
       <w:startOverride w:val="1"/>
     </w:lvlOverride>
   </w:num>
-  <w:num w:numId="2" w16cid:durableId="688260734">
+  <w:num w:numId="2" w16cid:durableId="1857572588">
     <w:abstractNumId w:val="0"/>
     <w:lvlOverride w:ilvl="0">
       <w:startOverride w:val="1"/>
@@ -8476,7 +8476,7 @@
     <w:autoRedefine/>
     <w:uiPriority w:val="39"/>
     <w:unhideWhenUsed/>
-    <w:rsid w:val="006536F7"/>
+    <w:rsid w:val="000867CE"/>
     <w:pPr>
       <w:spacing w:after="100"/>
     </w:pPr>
@@ -8488,7 +8488,7 @@
     <w:autoRedefine/>
     <w:uiPriority w:val="39"/>
     <w:unhideWhenUsed/>
-    <w:rsid w:val="006536F7"/>
+    <w:rsid w:val="000867CE"/>
     <w:pPr>
       <w:spacing w:after="100"/>
       <w:ind w:left="210"/>

--- a/documentacion/Estructura_del_proyecto_y_reglas_de_dependencias.docx
+++ b/documentacion/Estructura_del_proyecto_y_reglas_de_dependencias.docx
@@ -448,7 +448,7 @@
     <w:sdt>
       <w:sdtPr>
         <w:alias w:val="Contenido"/>
-        <w:id w:val="1721091206"/>
+        <w:id w:val="727343936"/>
       </w:sdtPr>
       <w:sdtEndPr/>
       <w:sdtContent>
@@ -477,7 +477,7 @@
           <w:r>
             <w:fldChar w:fldCharType="separate"/>
           </w:r>
-          <w:hyperlink w:anchor="_Toc243305391" w:history="1">
+          <w:hyperlink w:anchor="_Toc243311837" w:history="1">
             <w:r>
               <w:rPr>
                 <w:rStyle w:val="Hipervnculo"/>
@@ -501,7 +501,7 @@
               <w:rPr>
                 <w:noProof/>
               </w:rPr>
-              <w:instrText xml:space="preserve"> PAGEREF _Toc243305391 \h </w:instrText>
+              <w:instrText xml:space="preserve"> PAGEREF _Toc243311837 \h </w:instrText>
             </w:r>
             <w:r>
               <w:rPr>
@@ -544,7 +544,7 @@
               <w14:ligatures w14:val="standardContextual"/>
             </w:rPr>
           </w:pPr>
-          <w:hyperlink w:anchor="_Toc243305392" w:history="1">
+          <w:hyperlink w:anchor="_Toc243311838" w:history="1">
             <w:r>
               <w:rPr>
                 <w:rStyle w:val="Hipervnculo"/>
@@ -568,7 +568,7 @@
               <w:rPr>
                 <w:noProof/>
               </w:rPr>
-              <w:instrText xml:space="preserve"> PAGEREF _Toc243305392 \h </w:instrText>
+              <w:instrText xml:space="preserve"> PAGEREF _Toc243311838 \h </w:instrText>
             </w:r>
             <w:r>
               <w:rPr>
@@ -611,7 +611,7 @@
               <w14:ligatures w14:val="standardContextual"/>
             </w:rPr>
           </w:pPr>
-          <w:hyperlink w:anchor="_Toc243305393" w:history="1">
+          <w:hyperlink w:anchor="_Toc243311839" w:history="1">
             <w:r>
               <w:rPr>
                 <w:rStyle w:val="Hipervnculo"/>
@@ -635,7 +635,7 @@
               <w:rPr>
                 <w:noProof/>
               </w:rPr>
-              <w:instrText xml:space="preserve"> PAGEREF _Toc243305393 \h </w:instrText>
+              <w:instrText xml:space="preserve"> PAGEREF _Toc243311839 \h </w:instrText>
             </w:r>
             <w:r>
               <w:rPr>
@@ -678,7 +678,7 @@
               <w14:ligatures w14:val="standardContextual"/>
             </w:rPr>
           </w:pPr>
-          <w:hyperlink w:anchor="_Toc243305394" w:history="1">
+          <w:hyperlink w:anchor="_Toc243311840" w:history="1">
             <w:r>
               <w:rPr>
                 <w:rStyle w:val="Hipervnculo"/>
@@ -702,7 +702,7 @@
               <w:rPr>
                 <w:noProof/>
               </w:rPr>
-              <w:instrText xml:space="preserve"> PAGEREF _Toc243305394 \h </w:instrText>
+              <w:instrText xml:space="preserve"> PAGEREF _Toc243311840 \h </w:instrText>
             </w:r>
             <w:r>
               <w:rPr>
@@ -745,7 +745,7 @@
               <w14:ligatures w14:val="standardContextual"/>
             </w:rPr>
           </w:pPr>
-          <w:hyperlink w:anchor="_Toc243305395" w:history="1">
+          <w:hyperlink w:anchor="_Toc243311841" w:history="1">
             <w:r>
               <w:rPr>
                 <w:rStyle w:val="Hipervnculo"/>
@@ -769,7 +769,7 @@
               <w:rPr>
                 <w:noProof/>
               </w:rPr>
-              <w:instrText xml:space="preserve"> PAGEREF _Toc243305395 \h </w:instrText>
+              <w:instrText xml:space="preserve"> PAGEREF _Toc243311841 \h </w:instrText>
             </w:r>
             <w:r>
               <w:rPr>
@@ -812,7 +812,7 @@
               <w14:ligatures w14:val="standardContextual"/>
             </w:rPr>
           </w:pPr>
-          <w:hyperlink w:anchor="_Toc243305396" w:history="1">
+          <w:hyperlink w:anchor="_Toc243311842" w:history="1">
             <w:r>
               <w:rPr>
                 <w:rStyle w:val="Hipervnculo"/>
@@ -836,7 +836,7 @@
               <w:rPr>
                 <w:noProof/>
               </w:rPr>
-              <w:instrText xml:space="preserve"> PAGEREF _Toc243305396 \h </w:instrText>
+              <w:instrText xml:space="preserve"> PAGEREF _Toc243311842 \h </w:instrText>
             </w:r>
             <w:r>
               <w:rPr>
@@ -879,7 +879,7 @@
               <w14:ligatures w14:val="standardContextual"/>
             </w:rPr>
           </w:pPr>
-          <w:hyperlink w:anchor="_Toc243305397" w:history="1">
+          <w:hyperlink w:anchor="_Toc243311843" w:history="1">
             <w:r>
               <w:rPr>
                 <w:rStyle w:val="Hipervnculo"/>
@@ -903,7 +903,7 @@
               <w:rPr>
                 <w:noProof/>
               </w:rPr>
-              <w:instrText xml:space="preserve"> PAGEREF _Toc243305397 \h </w:instrText>
+              <w:instrText xml:space="preserve"> PAGEREF _Toc243311843 \h </w:instrText>
             </w:r>
             <w:r>
               <w:rPr>
@@ -946,7 +946,7 @@
               <w14:ligatures w14:val="standardContextual"/>
             </w:rPr>
           </w:pPr>
-          <w:hyperlink w:anchor="_Toc243305398" w:history="1">
+          <w:hyperlink w:anchor="_Toc243311844" w:history="1">
             <w:r>
               <w:rPr>
                 <w:rStyle w:val="Hipervnculo"/>
@@ -970,7 +970,7 @@
               <w:rPr>
                 <w:noProof/>
               </w:rPr>
-              <w:instrText xml:space="preserve"> PAGEREF _Toc243305398 \h </w:instrText>
+              <w:instrText xml:space="preserve"> PAGEREF _Toc243311844 \h </w:instrText>
             </w:r>
             <w:r>
               <w:rPr>
@@ -1013,7 +1013,7 @@
               <w14:ligatures w14:val="standardContextual"/>
             </w:rPr>
           </w:pPr>
-          <w:hyperlink w:anchor="_Toc243305399" w:history="1">
+          <w:hyperlink w:anchor="_Toc243311845" w:history="1">
             <w:r>
               <w:rPr>
                 <w:rStyle w:val="Hipervnculo"/>
@@ -1037,7 +1037,7 @@
               <w:rPr>
                 <w:noProof/>
               </w:rPr>
-              <w:instrText xml:space="preserve"> PAGEREF _Toc243305399 \h </w:instrText>
+              <w:instrText xml:space="preserve"> PAGEREF _Toc243311845 \h </w:instrText>
             </w:r>
             <w:r>
               <w:rPr>
@@ -1080,7 +1080,7 @@
               <w14:ligatures w14:val="standardContextual"/>
             </w:rPr>
           </w:pPr>
-          <w:hyperlink w:anchor="_Toc243305400" w:history="1">
+          <w:hyperlink w:anchor="_Toc243311846" w:history="1">
             <w:r>
               <w:rPr>
                 <w:rStyle w:val="Hipervnculo"/>
@@ -1104,7 +1104,7 @@
               <w:rPr>
                 <w:noProof/>
               </w:rPr>
-              <w:instrText xml:space="preserve"> PAGEREF _Toc243305400 \h </w:instrText>
+              <w:instrText xml:space="preserve"> PAGEREF _Toc243311846 \h </w:instrText>
             </w:r>
             <w:r>
               <w:rPr>
@@ -1148,7 +1148,7 @@
         <w:pStyle w:val="Ttulo1"/>
         <w:keepNext/>
       </w:pPr>
-      <w:bookmarkStart w:id="0" w:name="_Toc243305391"/>
+      <w:bookmarkStart w:id="0" w:name="_Toc243311837"/>
       <w:r>
         <w:t>1. Raíz del repositorio</w:t>
       </w:r>
@@ -1643,7 +1643,7 @@
         <w:pStyle w:val="Ttulo1"/>
         <w:keepNext/>
       </w:pPr>
-      <w:bookmarkStart w:id="1" w:name="_Toc243305392"/>
+      <w:bookmarkStart w:id="1" w:name="_Toc243311838"/>
       <w:r>
         <w:t>2. Carpeta app/</w:t>
       </w:r>
@@ -2300,7 +2300,7 @@
         <w:pStyle w:val="Ttulo1"/>
         <w:keepNext/>
       </w:pPr>
-      <w:bookmarkStart w:id="2" w:name="_Toc243305393"/>
+      <w:bookmarkStart w:id="2" w:name="_Toc243311839"/>
       <w:r>
         <w:t>3. Carpeta app/src/</w:t>
       </w:r>
@@ -2311,7 +2311,7 @@
         <w:pStyle w:val="Ttulo2"/>
         <w:keepNext/>
       </w:pPr>
-      <w:bookmarkStart w:id="3" w:name="_Toc243305394"/>
+      <w:bookmarkStart w:id="3" w:name="_Toc243311840"/>
       <w:r>
         <w:t>3.1 src/app/ — solo rutas de Next.js</w:t>
       </w:r>
@@ -2482,7 +2482,7 @@
         <w:pStyle w:val="Ttulo2"/>
         <w:keepNext/>
       </w:pPr>
-      <w:bookmarkStart w:id="4" w:name="_Toc243305395"/>
+      <w:bookmarkStart w:id="4" w:name="_Toc243311841"/>
       <w:r>
         <w:t>3.2 src/modules/ — dominios de negocio</w:t>
       </w:r>
@@ -3450,7 +3450,7 @@
         <w:pStyle w:val="Ttulo2"/>
         <w:keepNext/>
       </w:pPr>
-      <w:bookmarkStart w:id="5" w:name="_Toc243305396"/>
+      <w:bookmarkStart w:id="5" w:name="_Toc243311842"/>
       <w:r>
         <w:t>3.3 src/shared/ — lo transversal</w:t>
       </w:r>
@@ -4413,7 +4413,7 @@
         <w:pStyle w:val="Ttulo2"/>
         <w:keepNext/>
       </w:pPr>
-      <w:bookmarkStart w:id="6" w:name="_Toc243305397"/>
+      <w:bookmarkStart w:id="6" w:name="_Toc243311843"/>
       <w:r>
         <w:t>3.4 src/__tests__/</w:t>
       </w:r>
@@ -4492,7 +4492,7 @@
         <w:pStyle w:val="Ttulo1"/>
         <w:keepNext/>
       </w:pPr>
-      <w:bookmarkStart w:id="7" w:name="_Toc243305398"/>
+      <w:bookmarkStart w:id="7" w:name="_Toc243311844"/>
       <w:r>
         <w:t>4. Reglas de dependencias</w:t>
       </w:r>
@@ -5581,7 +5581,7 @@
         <w:pStyle w:val="Ttulo1"/>
         <w:keepNext/>
       </w:pPr>
-      <w:bookmarkStart w:id="8" w:name="_Toc243305399"/>
+      <w:bookmarkStart w:id="8" w:name="_Toc243311845"/>
       <w:r>
         <w:t>5. Dueño de cada tabla</w:t>
       </w:r>
@@ -6442,7 +6442,7 @@
         <w:pStyle w:val="Ttulo1"/>
         <w:keepNext/>
       </w:pPr>
-      <w:bookmarkStart w:id="9" w:name="_Toc243305400"/>
+      <w:bookmarkStart w:id="9" w:name="_Toc243311846"/>
       <w:r>
         <w:t>6. Funciones que cruzan módulos</w:t>
       </w:r>
@@ -7627,72 +7627,10 @@
 <file path=word/numbering.xml><?xml version="1.0" encoding="utf-8"?>
 <w:numbering xmlns:wpc="http://schemas.microsoft.com/office/word/2010/wordprocessingCanvas" xmlns:cx="http://schemas.microsoft.com/office/drawing/2014/chartex" xmlns:cx1="http://schemas.microsoft.com/office/drawing/2015/9/8/chartex" xmlns:cx2="http://schemas.microsoft.com/office/drawing/2015/10/21/chartex" xmlns:cx3="http://schemas.microsoft.com/office/drawing/2016/5/9/chartex" xmlns:cx4="http://schemas.microsoft.com/office/drawing/2016/5/10/chartex" xmlns:cx5="http://schemas.microsoft.com/office/drawing/2016/5/11/chartex" xmlns:cx6="http://schemas.microsoft.com/office/drawing/2016/5/12/chartex" xmlns:cx7="http://schemas.microsoft.com/office/drawing/2016/5/13/chartex" xmlns:cx8="http://schemas.microsoft.com/office/drawing/2016/5/14/chartex" xmlns:mc="http://schemas.openxmlformats.org/markup-compatibility/2006" xmlns:aink="http://schemas.microsoft.com/office/drawing/2016/ink" xmlns:am3d="http://schemas.microsoft.com/office/drawing/2017/model3d" xmlns:o="urn:schemas-microsoft-com:office:office" xmlns:oel="http://schemas.microsoft.com/office/2019/extlst" xmlns:r="http://schemas.openxmlformats.org/officeDocument/2006/relationships" xmlns:m="http://schemas.openxmlformats.org/officeDocument/2006/math" xmlns:v="urn:schemas-microsoft-com:vml" xmlns:wp14="http://schemas.microsoft.com/office/word/2010/wordprocessingDrawing" xmlns:wp="http://schemas.openxmlformats.org/drawingml/2006/wordprocessingDrawing" xmlns:w10="urn:schemas-microsoft-com:office:word" xmlns:w="http://schemas.openxmlformats.org/wordprocessingml/2006/main" xmlns:w14="http://schemas.microsoft.com/office/word/2010/wordml" xmlns:w15="http://schemas.microsoft.com/office/word/2012/wordml" xmlns:w16cex="http://schemas.microsoft.com/office/word/2018/wordml/cex" xmlns:w16cid="http://schemas.microsoft.com/office/word/2016/wordml/cid" xmlns:w16="http://schemas.microsoft.com/office/word/2018/wordml" xmlns:w16du="http://schemas.microsoft.com/office/word/2023/wordml/word16du" xmlns:w16sdtdh="http://schemas.microsoft.com/office/word/2020/wordml/sdtdatahash" xmlns:w16sdtfl="http://schemas.microsoft.com/office/word/2024/wordml/sdtformatlock" xmlns:w16se="http://schemas.microsoft.com/office/word/2015/wordml/symex" xmlns:wpg="http://schemas.microsoft.com/office/word/2010/wordprocessingGroup" xmlns:wpi="http://schemas.microsoft.com/office/word/2010/wordprocessingInk" xmlns:wne="http://schemas.microsoft.com/office/word/2006/wordml" xmlns:wps="http://schemas.microsoft.com/office/word/2010/wordprocessingShape" mc:Ignorable="w14 w15 w16se w16cid w16 w16cex w16sdtdh w16sdtfl w16du wp14">
   <w:abstractNum w:abstractNumId="0" w15:restartNumberingAfterBreak="0">
-    <w:nsid w:val="2B616E67"/>
+    <w:nsid w:val="338E02F8"/>
     <w:multiLevelType w:val="hybridMultilevel"/>
-    <w:tmpl w:val="4BD6E62A"/>
-    <w:lvl w:ilvl="0" w:tplc="8A3C8DE2">
-      <w:start w:val="1"/>
-      <w:numFmt w:val="bullet"/>
-      <w:lvlText w:val="•"/>
-      <w:lvlJc w:val="left"/>
-      <w:pPr>
-        <w:ind w:left="400" w:hanging="260"/>
-      </w:pPr>
-    </w:lvl>
-    <w:lvl w:ilvl="1" w:tplc="AEF0D120" w:tentative="1">
-      <w:start w:val="1"/>
-      <w:numFmt w:val="bullet"/>
-      <w:lvlText w:val="–"/>
-      <w:lvlJc w:val="left"/>
-      <w:pPr>
-        <w:ind w:left="760" w:hanging="260"/>
-      </w:pPr>
-    </w:lvl>
-    <w:lvl w:ilvl="2" w:tplc="407AD208" w:tentative="1">
-      <w:start w:val="1"/>
-      <w:numFmt w:val="bullet"/>
-      <w:lvlText w:val="·"/>
-      <w:lvlJc w:val="left"/>
-      <w:pPr>
-        <w:ind w:left="1120" w:hanging="260"/>
-      </w:pPr>
-    </w:lvl>
-    <w:lvl w:ilvl="3" w:tplc="1180A3EE">
-      <w:numFmt w:val="decimal"/>
-      <w:lvlText w:val=""/>
-      <w:lvlJc w:val="left"/>
-    </w:lvl>
-    <w:lvl w:ilvl="4" w:tplc="5D8ADB8A">
-      <w:numFmt w:val="decimal"/>
-      <w:lvlText w:val=""/>
-      <w:lvlJc w:val="left"/>
-    </w:lvl>
-    <w:lvl w:ilvl="5" w:tplc="CFC2CCAE">
-      <w:numFmt w:val="decimal"/>
-      <w:lvlText w:val=""/>
-      <w:lvlJc w:val="left"/>
-    </w:lvl>
-    <w:lvl w:ilvl="6" w:tplc="AE4C3C28">
-      <w:numFmt w:val="decimal"/>
-      <w:lvlText w:val=""/>
-      <w:lvlJc w:val="left"/>
-    </w:lvl>
-    <w:lvl w:ilvl="7" w:tplc="2AD4800E">
-      <w:numFmt w:val="decimal"/>
-      <w:lvlText w:val=""/>
-      <w:lvlJc w:val="left"/>
-    </w:lvl>
-    <w:lvl w:ilvl="8" w:tplc="39280868">
-      <w:numFmt w:val="decimal"/>
-      <w:lvlText w:val=""/>
-      <w:lvlJc w:val="left"/>
-    </w:lvl>
-  </w:abstractNum>
-  <w:abstractNum w:abstractNumId="1" w15:restartNumberingAfterBreak="0">
-    <w:nsid w:val="46D05D8D"/>
-    <w:multiLevelType w:val="hybridMultilevel"/>
-    <w:tmpl w:val="57B4097E"/>
-    <w:lvl w:ilvl="0" w:tplc="97A0572C" w:tentative="1">
+    <w:tmpl w:val="43F45E44"/>
+    <w:lvl w:ilvl="0" w:tplc="B02C33FA" w:tentative="1">
       <w:start w:val="1"/>
       <w:numFmt w:val="bullet"/>
       <w:lvlText w:val="●"/>
@@ -7701,7 +7639,7 @@
         <w:ind w:left="720" w:hanging="360"/>
       </w:pPr>
     </w:lvl>
-    <w:lvl w:ilvl="1" w:tplc="9C748BBA" w:tentative="1">
+    <w:lvl w:ilvl="1" w:tplc="6DD85708" w:tentative="1">
       <w:start w:val="1"/>
       <w:numFmt w:val="bullet"/>
       <w:lvlText w:val="○"/>
@@ -7710,7 +7648,7 @@
         <w:ind w:left="1440" w:hanging="360"/>
       </w:pPr>
     </w:lvl>
-    <w:lvl w:ilvl="2" w:tplc="C19636B8" w:tentative="1">
+    <w:lvl w:ilvl="2" w:tplc="65E202E0" w:tentative="1">
       <w:start w:val="1"/>
       <w:numFmt w:val="bullet"/>
       <w:lvlText w:val="■"/>
@@ -7719,7 +7657,7 @@
         <w:ind w:left="2160" w:hanging="360"/>
       </w:pPr>
     </w:lvl>
-    <w:lvl w:ilvl="3" w:tplc="7A32315E" w:tentative="1">
+    <w:lvl w:ilvl="3" w:tplc="C13CAAC4" w:tentative="1">
       <w:start w:val="1"/>
       <w:numFmt w:val="bullet"/>
       <w:lvlText w:val="●"/>
@@ -7728,7 +7666,7 @@
         <w:ind w:left="2880" w:hanging="360"/>
       </w:pPr>
     </w:lvl>
-    <w:lvl w:ilvl="4" w:tplc="2F8ED740" w:tentative="1">
+    <w:lvl w:ilvl="4" w:tplc="C04806FE" w:tentative="1">
       <w:start w:val="1"/>
       <w:numFmt w:val="bullet"/>
       <w:lvlText w:val="○"/>
@@ -7737,7 +7675,7 @@
         <w:ind w:left="3600" w:hanging="360"/>
       </w:pPr>
     </w:lvl>
-    <w:lvl w:ilvl="5" w:tplc="5FF0DEEC" w:tentative="1">
+    <w:lvl w:ilvl="5" w:tplc="79F07E6E" w:tentative="1">
       <w:start w:val="1"/>
       <w:numFmt w:val="bullet"/>
       <w:lvlText w:val="■"/>
@@ -7746,7 +7684,7 @@
         <w:ind w:left="4320" w:hanging="360"/>
       </w:pPr>
     </w:lvl>
-    <w:lvl w:ilvl="6" w:tplc="C05E888E" w:tentative="1">
+    <w:lvl w:ilvl="6" w:tplc="A880A6DC" w:tentative="1">
       <w:start w:val="1"/>
       <w:numFmt w:val="bullet"/>
       <w:lvlText w:val="●"/>
@@ -7755,7 +7693,7 @@
         <w:ind w:left="5040" w:hanging="360"/>
       </w:pPr>
     </w:lvl>
-    <w:lvl w:ilvl="7" w:tplc="49A00606" w:tentative="1">
+    <w:lvl w:ilvl="7" w:tplc="BFA0172E" w:tentative="1">
       <w:start w:val="1"/>
       <w:numFmt w:val="bullet"/>
       <w:lvlText w:val="●"/>
@@ -7764,7 +7702,7 @@
         <w:ind w:left="5760" w:hanging="360"/>
       </w:pPr>
     </w:lvl>
-    <w:lvl w:ilvl="8" w:tplc="6FBACAA0" w:tentative="1">
+    <w:lvl w:ilvl="8" w:tplc="7E04080A" w:tentative="1">
       <w:start w:val="1"/>
       <w:numFmt w:val="bullet"/>
       <w:lvlText w:val="●"/>
@@ -7774,11 +7712,11 @@
       </w:pPr>
     </w:lvl>
   </w:abstractNum>
-  <w:abstractNum w:abstractNumId="2" w15:restartNumberingAfterBreak="0">
-    <w:nsid w:val="4DB85F1E"/>
+  <w:abstractNum w:abstractNumId="1" w15:restartNumberingAfterBreak="0">
+    <w:nsid w:val="44856224"/>
     <w:multiLevelType w:val="hybridMultilevel"/>
-    <w:tmpl w:val="8D74FFDA"/>
-    <w:lvl w:ilvl="0" w:tplc="E798326E" w:tentative="1">
+    <w:tmpl w:val="85F234E8"/>
+    <w:lvl w:ilvl="0" w:tplc="02BAF84E" w:tentative="1">
       <w:start w:val="1"/>
       <w:numFmt w:val="decimal"/>
       <w:lvlText w:val="%1."/>
@@ -7787,55 +7725,117 @@
         <w:ind w:left="420" w:hanging="300"/>
       </w:pPr>
     </w:lvl>
-    <w:lvl w:ilvl="1" w:tplc="05EA3544">
+    <w:lvl w:ilvl="1" w:tplc="676C1B18">
       <w:numFmt w:val="decimal"/>
       <w:lvlText w:val=""/>
       <w:lvlJc w:val="left"/>
     </w:lvl>
-    <w:lvl w:ilvl="2" w:tplc="E52C6DC4">
+    <w:lvl w:ilvl="2" w:tplc="DB4C8348">
       <w:numFmt w:val="decimal"/>
       <w:lvlText w:val=""/>
       <w:lvlJc w:val="left"/>
     </w:lvl>
-    <w:lvl w:ilvl="3" w:tplc="8FB4821C">
+    <w:lvl w:ilvl="3" w:tplc="FE4C5908">
       <w:numFmt w:val="decimal"/>
       <w:lvlText w:val=""/>
       <w:lvlJc w:val="left"/>
     </w:lvl>
-    <w:lvl w:ilvl="4" w:tplc="ED50C660">
+    <w:lvl w:ilvl="4" w:tplc="094C1D12">
       <w:numFmt w:val="decimal"/>
       <w:lvlText w:val=""/>
       <w:lvlJc w:val="left"/>
     </w:lvl>
-    <w:lvl w:ilvl="5" w:tplc="CE367B38">
+    <w:lvl w:ilvl="5" w:tplc="AE7C4BE8">
       <w:numFmt w:val="decimal"/>
       <w:lvlText w:val=""/>
       <w:lvlJc w:val="left"/>
     </w:lvl>
-    <w:lvl w:ilvl="6" w:tplc="97A07160">
+    <w:lvl w:ilvl="6" w:tplc="69AEAFAE">
       <w:numFmt w:val="decimal"/>
       <w:lvlText w:val=""/>
       <w:lvlJc w:val="left"/>
     </w:lvl>
-    <w:lvl w:ilvl="7" w:tplc="F4F88FF8">
+    <w:lvl w:ilvl="7" w:tplc="52667D36">
       <w:numFmt w:val="decimal"/>
       <w:lvlText w:val=""/>
       <w:lvlJc w:val="left"/>
     </w:lvl>
-    <w:lvl w:ilvl="8" w:tplc="C0E24668">
+    <w:lvl w:ilvl="8" w:tplc="185869A0">
       <w:numFmt w:val="decimal"/>
       <w:lvlText w:val=""/>
       <w:lvlJc w:val="left"/>
     </w:lvl>
   </w:abstractNum>
-  <w:num w:numId="1" w16cid:durableId="316109320">
-    <w:abstractNumId w:val="1"/>
+  <w:abstractNum w:abstractNumId="2" w15:restartNumberingAfterBreak="0">
+    <w:nsid w:val="53134662"/>
+    <w:multiLevelType w:val="hybridMultilevel"/>
+    <w:tmpl w:val="9B7EC0D8"/>
+    <w:lvl w:ilvl="0" w:tplc="C4E40042">
+      <w:start w:val="1"/>
+      <w:numFmt w:val="bullet"/>
+      <w:lvlText w:val="•"/>
+      <w:lvlJc w:val="left"/>
+      <w:pPr>
+        <w:ind w:left="400" w:hanging="260"/>
+      </w:pPr>
+    </w:lvl>
+    <w:lvl w:ilvl="1" w:tplc="45540724" w:tentative="1">
+      <w:start w:val="1"/>
+      <w:numFmt w:val="bullet"/>
+      <w:lvlText w:val="–"/>
+      <w:lvlJc w:val="left"/>
+      <w:pPr>
+        <w:ind w:left="760" w:hanging="260"/>
+      </w:pPr>
+    </w:lvl>
+    <w:lvl w:ilvl="2" w:tplc="3EA0F5D2" w:tentative="1">
+      <w:start w:val="1"/>
+      <w:numFmt w:val="bullet"/>
+      <w:lvlText w:val="·"/>
+      <w:lvlJc w:val="left"/>
+      <w:pPr>
+        <w:ind w:left="1120" w:hanging="260"/>
+      </w:pPr>
+    </w:lvl>
+    <w:lvl w:ilvl="3" w:tplc="FF643BF2">
+      <w:numFmt w:val="decimal"/>
+      <w:lvlText w:val=""/>
+      <w:lvlJc w:val="left"/>
+    </w:lvl>
+    <w:lvl w:ilvl="4" w:tplc="0504B1A2">
+      <w:numFmt w:val="decimal"/>
+      <w:lvlText w:val=""/>
+      <w:lvlJc w:val="left"/>
+    </w:lvl>
+    <w:lvl w:ilvl="5" w:tplc="3DE61828">
+      <w:numFmt w:val="decimal"/>
+      <w:lvlText w:val=""/>
+      <w:lvlJc w:val="left"/>
+    </w:lvl>
+    <w:lvl w:ilvl="6" w:tplc="24D8EA0C">
+      <w:numFmt w:val="decimal"/>
+      <w:lvlText w:val=""/>
+      <w:lvlJc w:val="left"/>
+    </w:lvl>
+    <w:lvl w:ilvl="7" w:tplc="75E407DC">
+      <w:numFmt w:val="decimal"/>
+      <w:lvlText w:val=""/>
+      <w:lvlJc w:val="left"/>
+    </w:lvl>
+    <w:lvl w:ilvl="8" w:tplc="EB9670E0">
+      <w:numFmt w:val="decimal"/>
+      <w:lvlText w:val=""/>
+      <w:lvlJc w:val="left"/>
+    </w:lvl>
+  </w:abstractNum>
+  <w:num w:numId="1" w16cid:durableId="730621106">
+    <w:abstractNumId w:val="0"/>
     <w:lvlOverride w:ilvl="0">
       <w:startOverride w:val="1"/>
     </w:lvlOverride>
   </w:num>
-  <w:num w:numId="2" w16cid:durableId="1857572588">
-    <w:abstractNumId w:val="0"/>
+  <w:num w:numId="2" w16cid:durableId="1718354172">
+    <w:abstractNumId w:val="2"/>
     <w:lvlOverride w:ilvl="0">
       <w:startOverride w:val="1"/>
     </w:lvlOverride>
@@ -8476,7 +8476,7 @@
     <w:autoRedefine/>
     <w:uiPriority w:val="39"/>
     <w:unhideWhenUsed/>
-    <w:rsid w:val="000867CE"/>
+    <w:rsid w:val="005427BB"/>
     <w:pPr>
       <w:spacing w:after="100"/>
     </w:pPr>
@@ -8488,7 +8488,7 @@
     <w:autoRedefine/>
     <w:uiPriority w:val="39"/>
     <w:unhideWhenUsed/>
-    <w:rsid w:val="000867CE"/>
+    <w:rsid w:val="005427BB"/>
     <w:pPr>
       <w:spacing w:after="100"/>
       <w:ind w:left="210"/>
